--- a/documents/blessings-bakery-service-guide.docx
+++ b/documents/blessings-bakery-service-guide.docx
@@ -9,7 +9,7 @@
       </w:pPr>
       <w:r>
         <w:rPr>
-          <w:rFonts w:ascii="STHeiti" w:hAnsi="STHeiti" w:eastAsia="STHeiti"/>
+          <w:rFonts w:ascii="PingFang TC" w:hAnsi="PingFang TC" w:eastAsia="PingFang TC"/>
           <w:color w:val="000000"/>
           <w:sz w:val="52"/>
         </w:rPr>
@@ -19,7 +19,7 @@
     <w:p>
       <w:r>
         <w:rPr>
-          <w:rFonts w:ascii="STHeiti" w:hAnsi="STHeiti" w:eastAsia="STHeiti"/>
+          <w:rFonts w:ascii="PingFang TC" w:hAnsi="PingFang TC" w:eastAsia="PingFang TC"/>
           <w:color w:val="595959"/>
           <w:sz w:val="22"/>
         </w:rPr>
@@ -29,6 +29,9 @@
     <w:p/>
     <w:p>
       <w:r>
+        <w:rPr>
+          <w:rFonts w:ascii="PingFang TC" w:hAnsi="PingFang TC" w:eastAsia="PingFang TC"/>
+        </w:rPr>
         <w:t>這份說明書把十二個月的實際工作、交付數量、平台、製作標準、責任分工與排除項目寫清楚。它是合作契約的服務附件；如與正式簽署契約衝突，以契約為準。</w:t>
       </w:r>
     </w:p>
@@ -37,12 +40,18 @@
         <w:pStyle w:val="Heading1"/>
       </w:pPr>
       <w:r>
+        <w:rPr>
+          <w:rFonts w:ascii="PingFang TC" w:hAnsi="PingFang TC" w:eastAsia="PingFang TC"/>
+        </w:rPr>
         <w:t>一　合作目標</w:t>
       </w:r>
     </w:p>
     <w:p>
       <w:r>
-        <w:t>Blessings Bakery 已有麵包產品、實體信任與烘焙專業。本案不是只增加貼文，而是把既有資產整理成一條可驗證、可累積的知識事業路徑：麵包銷售建立信任，內容與免費直播吸引需求，再逐步導入入門課、會員、進階課程與創業輔導。</w:t>
+        <w:rPr>
+          <w:rFonts w:ascii="PingFang TC" w:hAnsi="PingFang TC" w:eastAsia="PingFang TC"/>
+        </w:rPr>
+        <w:t>Blessings Bakery 已有麵包產品、實體信任與烘焙專業。本案以提升品牌與麵包知名度為第一優先，再依序增加 YouTube 會員、課程收入與未來創業夥伴名單。每月由一個知識母題展開公開內容、免費教育、會員深度內容與課程，並以 Sourdough Taiwan 體驗銜接社區型烘焙坊計畫。</w:t>
       </w:r>
     </w:p>
     <w:tbl>
@@ -64,14 +73,9 @@
             <w:shd w:fill="F3E8DC"/>
           </w:tcPr>
           <w:p>
-            <w:pPr>
-              <w:spacing w:after="60" w:line="252" w:lineRule="auto"/>
-            </w:pPr>
             <w:r>
               <w:rPr>
-                <w:rFonts w:ascii="STHeiti" w:hAnsi="STHeiti" w:eastAsia="STHeiti"/>
-                <w:b/>
-                <w:sz w:val="18"/>
+                <w:rFonts w:ascii="PingFang TC" w:hAnsi="PingFang TC" w:eastAsia="PingFang TC"/>
               </w:rPr>
               <w:t>層級</w:t>
             </w:r>
@@ -84,16 +88,11 @@
             <w:shd w:fill="F3E8DC"/>
           </w:tcPr>
           <w:p>
-            <w:pPr>
-              <w:spacing w:after="60" w:line="252" w:lineRule="auto"/>
-            </w:pPr>
             <w:r>
               <w:rPr>
-                <w:rFonts w:ascii="STHeiti" w:hAnsi="STHeiti" w:eastAsia="STHeiti"/>
-                <w:b/>
-                <w:sz w:val="18"/>
+                <w:rFonts w:ascii="PingFang TC" w:hAnsi="PingFang TC" w:eastAsia="PingFang TC"/>
               </w:rPr>
-              <w:t>角色與暫定內容</w:t>
+              <w:t>正式定位</w:t>
             </w:r>
           </w:p>
         </w:tc>
@@ -102,36 +101,32 @@
         <w:tc>
           <w:tcPr>
             <w:tcW w:type="dxa" w:w="4680"/>
-            <w:vAlign w:val="top"/>
           </w:tcPr>
           <w:p>
             <w:pPr>
-              <w:spacing w:after="60" w:line="252" w:lineRule="auto"/>
+              <w:spacing w:after="40"/>
             </w:pPr>
             <w:r>
               <w:rPr>
-                <w:rFonts w:ascii="STHeiti" w:hAnsi="STHeiti" w:eastAsia="STHeiti"/>
-                <w:sz w:val="18"/>
+                <w:rFonts w:ascii="PingFang TC" w:hAnsi="PingFang TC" w:eastAsia="PingFang TC"/>
               </w:rPr>
-              <w:t>1　流量入口</w:t>
+              <w:t>1　公開流量</w:t>
             </w:r>
           </w:p>
         </w:tc>
         <w:tc>
           <w:tcPr>
             <w:tcW w:type="dxa" w:w="4680"/>
-            <w:vAlign w:val="top"/>
           </w:tcPr>
           <w:p>
             <w:pPr>
-              <w:spacing w:after="60" w:line="252" w:lineRule="auto"/>
+              <w:spacing w:after="40"/>
             </w:pPr>
             <w:r>
               <w:rPr>
-                <w:rFonts w:ascii="STHeiti" w:hAnsi="STHeiti" w:eastAsia="STHeiti"/>
-                <w:sz w:val="18"/>
+                <w:rFonts w:ascii="PingFang TC" w:hAnsi="PingFang TC" w:eastAsia="PingFang TC"/>
               </w:rPr>
-              <w:t>短影音、社群貼文、Google Maps、公開長片與既有麵包顧客。</w:t>
+              <w:t>旗艦長片、短影音、社群圖文與 SEO；CTA 為訂閱 YouTube、加入 LINE／Email、領取免費影片。</w:t>
             </w:r>
           </w:p>
         </w:tc>
@@ -140,36 +135,32 @@
         <w:tc>
           <w:tcPr>
             <w:tcW w:type="dxa" w:w="4680"/>
-            <w:vAlign w:val="top"/>
           </w:tcPr>
           <w:p>
             <w:pPr>
-              <w:spacing w:after="60" w:line="252" w:lineRule="auto"/>
+              <w:spacing w:after="40"/>
             </w:pPr>
             <w:r>
               <w:rPr>
-                <w:rFonts w:ascii="STHeiti" w:hAnsi="STHeiti" w:eastAsia="STHeiti"/>
-                <w:sz w:val="18"/>
+                <w:rFonts w:ascii="PingFang TC" w:hAnsi="PingFang TC" w:eastAsia="PingFang TC"/>
               </w:rPr>
-              <w:t>2　免費知識與直播</w:t>
+              <w:t>2　免費教育</w:t>
             </w:r>
           </w:p>
         </w:tc>
         <w:tc>
           <w:tcPr>
             <w:tcW w:type="dxa" w:w="4680"/>
-            <w:vAlign w:val="top"/>
           </w:tcPr>
           <w:p>
             <w:pPr>
-              <w:spacing w:after="60" w:line="252" w:lineRule="auto"/>
+              <w:spacing w:after="40"/>
             </w:pPr>
             <w:r>
               <w:rPr>
-                <w:rFonts w:ascii="STHeiti" w:hAnsi="STHeiti" w:eastAsia="STHeiti"/>
-                <w:sz w:val="18"/>
+                <w:rFonts w:ascii="PingFang TC" w:hAnsi="PingFang TC" w:eastAsia="PingFang TC"/>
               </w:rPr>
-              <w:t>以可實作的知識建立信任，觀察問題、參與與行動。</w:t>
+              <w:t>基礎教學影片與 Sourdough Taiwan 基礎體驗。</w:t>
             </w:r>
           </w:p>
         </w:tc>
@@ -178,36 +169,32 @@
         <w:tc>
           <w:tcPr>
             <w:tcW w:type="dxa" w:w="4680"/>
-            <w:vAlign w:val="top"/>
           </w:tcPr>
           <w:p>
             <w:pPr>
-              <w:spacing w:after="60" w:line="252" w:lineRule="auto"/>
+              <w:spacing w:after="40"/>
             </w:pPr>
             <w:r>
               <w:rPr>
-                <w:rFonts w:ascii="STHeiti" w:hAnsi="STHeiti" w:eastAsia="STHeiti"/>
-                <w:sz w:val="18"/>
+                <w:rFonts w:ascii="PingFang TC" w:hAnsi="PingFang TC" w:eastAsia="PingFang TC"/>
               </w:rPr>
-              <w:t>3　入門課</w:t>
+              <w:t>3　快樂做麵包</w:t>
             </w:r>
           </w:p>
         </w:tc>
         <w:tc>
           <w:tcPr>
             <w:tcW w:type="dxa" w:w="4680"/>
-            <w:vAlign w:val="top"/>
           </w:tcPr>
           <w:p>
             <w:pPr>
-              <w:spacing w:after="60" w:line="252" w:lineRule="auto"/>
+              <w:spacing w:after="40"/>
             </w:pPr>
             <w:r>
               <w:rPr>
-                <w:rFonts w:ascii="STHeiti" w:hAnsi="STHeiti" w:eastAsia="STHeiti"/>
-                <w:sz w:val="18"/>
+                <w:rFonts w:ascii="PingFang TC" w:hAnsi="PingFang TC" w:eastAsia="PingFang TC"/>
               </w:rPr>
-              <w:t>『快樂做麵包』：協助學員在 2–3 天完成第一顆酸種麵包。</w:t>
+              <w:t>3 天做出＿＿麵包；約 NT$3,500，每季一門，每門 10–15 位。</w:t>
             </w:r>
           </w:p>
         </w:tc>
@@ -216,16 +203,14 @@
         <w:tc>
           <w:tcPr>
             <w:tcW w:type="dxa" w:w="4680"/>
-            <w:vAlign w:val="top"/>
           </w:tcPr>
           <w:p>
             <w:pPr>
-              <w:spacing w:after="60" w:line="252" w:lineRule="auto"/>
+              <w:spacing w:after="40"/>
             </w:pPr>
             <w:r>
               <w:rPr>
-                <w:rFonts w:ascii="STHeiti" w:hAnsi="STHeiti" w:eastAsia="STHeiti"/>
-                <w:sz w:val="18"/>
+                <w:rFonts w:ascii="PingFang TC" w:hAnsi="PingFang TC" w:eastAsia="PingFang TC"/>
               </w:rPr>
               <w:t>4　YouTube 會員</w:t>
             </w:r>
@@ -234,18 +219,16 @@
         <w:tc>
           <w:tcPr>
             <w:tcW w:type="dxa" w:w="4680"/>
-            <w:vAlign w:val="top"/>
           </w:tcPr>
           <w:p>
             <w:pPr>
-              <w:spacing w:after="60" w:line="252" w:lineRule="auto"/>
+              <w:spacing w:after="40"/>
             </w:pPr>
             <w:r>
               <w:rPr>
-                <w:rFonts w:ascii="STHeiti" w:hAnsi="STHeiti" w:eastAsia="STHeiti"/>
-                <w:sz w:val="18"/>
+                <w:rFonts w:ascii="PingFang TC" w:hAnsi="PingFang TC" w:eastAsia="PingFang TC"/>
               </w:rPr>
-              <w:t>暫定 NT$250／月；每月一個練習主題、短前導與案例回顧。</w:t>
+              <w:t>單一等級 NT$200–250／月；會員影片、旗艦延伸與每月直播問答。</w:t>
             </w:r>
           </w:p>
         </w:tc>
@@ -254,36 +237,32 @@
         <w:tc>
           <w:tcPr>
             <w:tcW w:type="dxa" w:w="4680"/>
-            <w:vAlign w:val="top"/>
           </w:tcPr>
           <w:p>
             <w:pPr>
-              <w:spacing w:after="60" w:line="252" w:lineRule="auto"/>
+              <w:spacing w:after="40"/>
             </w:pPr>
             <w:r>
               <w:rPr>
-                <w:rFonts w:ascii="STHeiti" w:hAnsi="STHeiti" w:eastAsia="STHeiti"/>
-                <w:sz w:val="18"/>
+                <w:rFonts w:ascii="PingFang TC" w:hAnsi="PingFang TC" w:eastAsia="PingFang TC"/>
               </w:rPr>
-              <w:t>5　科學麵包課程</w:t>
+              <w:t>5　科學做麵包</w:t>
             </w:r>
           </w:p>
         </w:tc>
         <w:tc>
           <w:tcPr>
             <w:tcW w:type="dxa" w:w="4680"/>
-            <w:vAlign w:val="top"/>
           </w:tcPr>
           <w:p>
             <w:pPr>
-              <w:spacing w:after="60" w:line="252" w:lineRule="auto"/>
+              <w:spacing w:after="40"/>
             </w:pPr>
             <w:r>
               <w:rPr>
-                <w:rFonts w:ascii="STHeiti" w:hAnsi="STHeiti" w:eastAsia="STHeiti"/>
-                <w:sz w:val="18"/>
+                <w:rFonts w:ascii="PingFang TC" w:hAnsi="PingFang TC" w:eastAsia="PingFang TC"/>
               </w:rPr>
-              <w:t>把高頻且已驗證的問題整理成可重複學習的完整課程。</w:t>
+              <w:t>錄播系統＋解題諮詢；NT$20,000–30,000，每年 10 位。</w:t>
             </w:r>
           </w:p>
         </w:tc>
@@ -292,36 +271,32 @@
         <w:tc>
           <w:tcPr>
             <w:tcW w:type="dxa" w:w="4680"/>
-            <w:vAlign w:val="top"/>
           </w:tcPr>
           <w:p>
             <w:pPr>
-              <w:spacing w:after="60" w:line="252" w:lineRule="auto"/>
+              <w:spacing w:after="40"/>
             </w:pPr>
             <w:r>
               <w:rPr>
-                <w:rFonts w:ascii="STHeiti" w:hAnsi="STHeiti" w:eastAsia="STHeiti"/>
-                <w:sz w:val="18"/>
+                <w:rFonts w:ascii="PingFang TC" w:hAnsi="PingFang TC" w:eastAsia="PingFang TC"/>
               </w:rPr>
-              <w:t>6　創業輔導與複製系統</w:t>
+              <w:t>平行路線</w:t>
             </w:r>
           </w:p>
         </w:tc>
         <w:tc>
           <w:tcPr>
             <w:tcW w:type="dxa" w:w="4680"/>
-            <w:vAlign w:val="top"/>
           </w:tcPr>
           <w:p>
             <w:pPr>
-              <w:spacing w:after="60" w:line="252" w:lineRule="auto"/>
+              <w:spacing w:after="40"/>
             </w:pPr>
             <w:r>
               <w:rPr>
-                <w:rFonts w:ascii="STHeiti" w:hAnsi="STHeiti" w:eastAsia="STHeiti"/>
-                <w:sz w:val="18"/>
+                <w:rFonts w:ascii="PingFang TC" w:hAnsi="PingFang TC" w:eastAsia="PingFang TC"/>
               </w:rPr>
-              <w:t>針對有商業需求者提供更高階、較高接觸度的服務。</w:t>
+              <w:t>Sourdough Taiwan 社區型烘焙坊申請與貢獻解鎖系統。</w:t>
             </w:r>
           </w:p>
         </w:tc>
@@ -330,7 +305,10 @@
     <w:p/>
     <w:p>
       <w:r>
-        <w:t>以上名稱、定價與順序是現階段商業假設，仍以內容數據、訪談、直播、購買、使用與續訂證據共同確認，不把第一個假設當作最後答案。</w:t>
+        <w:rPr>
+          <w:rFonts w:ascii="PingFang TC" w:hAnsi="PingFang TC" w:eastAsia="PingFang TC"/>
+        </w:rPr>
+        <w:t>產品名稱、定價與年度目標依雙方本次確認版本執行；如需變更，仍應以可留存的書面方式確認，不因口頭討論自動增加交付。</w:t>
       </w:r>
     </w:p>
     <w:p>
@@ -338,6 +316,9 @@
         <w:pStyle w:val="Heading1"/>
       </w:pPr>
       <w:r>
+        <w:rPr>
+          <w:rFonts w:ascii="PingFang TC" w:hAnsi="PingFang TC" w:eastAsia="PingFang TC"/>
+        </w:rPr>
         <w:t>二　期間、費用與工作節奏</w:t>
       </w:r>
     </w:p>
@@ -366,7 +347,7 @@
             </w:pPr>
             <w:r>
               <w:rPr>
-                <w:rFonts w:ascii="STHeiti" w:hAnsi="STHeiti" w:eastAsia="STHeiti"/>
+                <w:rFonts w:ascii="PingFang TC" w:hAnsi="PingFang TC" w:eastAsia="PingFang TC"/>
                 <w:b/>
                 <w:sz w:val="18"/>
               </w:rPr>
@@ -386,7 +367,7 @@
             </w:pPr>
             <w:r>
               <w:rPr>
-                <w:rFonts w:ascii="STHeiti" w:hAnsi="STHeiti" w:eastAsia="STHeiti"/>
+                <w:rFonts w:ascii="PingFang TC" w:hAnsi="PingFang TC" w:eastAsia="PingFang TC"/>
                 <w:b/>
                 <w:sz w:val="18"/>
               </w:rPr>
@@ -406,7 +387,7 @@
             </w:pPr>
             <w:r>
               <w:rPr>
-                <w:rFonts w:ascii="STHeiti" w:hAnsi="STHeiti" w:eastAsia="STHeiti"/>
+                <w:rFonts w:ascii="PingFang TC" w:hAnsi="PingFang TC" w:eastAsia="PingFang TC"/>
                 <w:b/>
                 <w:sz w:val="18"/>
               </w:rPr>
@@ -427,7 +408,7 @@
             </w:pPr>
             <w:r>
               <w:rPr>
-                <w:rFonts w:ascii="STHeiti" w:hAnsi="STHeiti" w:eastAsia="STHeiti"/>
+                <w:rFonts w:ascii="PingFang TC" w:hAnsi="PingFang TC" w:eastAsia="PingFang TC"/>
                 <w:sz w:val="18"/>
               </w:rPr>
               <w:t>M0 無費用準備期</w:t>
@@ -445,7 +426,7 @@
             </w:pPr>
             <w:r>
               <w:rPr>
-                <w:rFonts w:ascii="STHeiti" w:hAnsi="STHeiti" w:eastAsia="STHeiti"/>
+                <w:rFonts w:ascii="PingFang TC" w:hAnsi="PingFang TC" w:eastAsia="PingFang TC"/>
                 <w:sz w:val="18"/>
               </w:rPr>
               <w:t>2026/09/01–09/30</w:t>
@@ -463,7 +444,7 @@
             </w:pPr>
             <w:r>
               <w:rPr>
-                <w:rFonts w:ascii="STHeiti" w:hAnsi="STHeiti" w:eastAsia="STHeiti"/>
+                <w:rFonts w:ascii="PingFang TC" w:hAnsi="PingFang TC" w:eastAsia="PingFang TC"/>
                 <w:sz w:val="18"/>
               </w:rPr>
               <w:t>資料與權限交接、現況基線、一次啟動會議、第一季執行規劃；沒有正式內容交付。</w:t>
@@ -483,7 +464,7 @@
             </w:pPr>
             <w:r>
               <w:rPr>
-                <w:rFonts w:ascii="STHeiti" w:hAnsi="STHeiti" w:eastAsia="STHeiti"/>
+                <w:rFonts w:ascii="PingFang TC" w:hAnsi="PingFang TC" w:eastAsia="PingFang TC"/>
                 <w:sz w:val="18"/>
               </w:rPr>
               <w:t>正式十二個月</w:t>
@@ -501,7 +482,7 @@
             </w:pPr>
             <w:r>
               <w:rPr>
-                <w:rFonts w:ascii="STHeiti" w:hAnsi="STHeiti" w:eastAsia="STHeiti"/>
+                <w:rFonts w:ascii="PingFang TC" w:hAnsi="PingFang TC" w:eastAsia="PingFang TC"/>
                 <w:sz w:val="18"/>
               </w:rPr>
               <w:t>2026/10/01–2027/09/30</w:t>
@@ -519,7 +500,7 @@
             </w:pPr>
             <w:r>
               <w:rPr>
-                <w:rFonts w:ascii="STHeiti" w:hAnsi="STHeiti" w:eastAsia="STHeiti"/>
+                <w:rFonts w:ascii="PingFang TC" w:hAnsi="PingFang TC" w:eastAsia="PingFang TC"/>
                 <w:sz w:val="18"/>
               </w:rPr>
               <w:t>每月 NT$29,000，月初預付；十二個月合計 NT$348,000。</w:t>
@@ -531,7 +512,10 @@
     <w:p/>
     <w:p>
       <w:r>
-        <w:t>首批正式內容預計於 2026 年 10 月中旬發布。十月仍完成完整的 4 支短影音、4 篇社群貼文與 1 支會員前導片，不因較晚開始發布而減少或挪至其他月份。</w:t>
+        <w:rPr>
+          <w:rFonts w:ascii="PingFang TC" w:hAnsi="PingFang TC" w:eastAsia="PingFang TC"/>
+        </w:rPr>
+        <w:t>首批正式內容預計於 2026 年 10 月中旬發布。十月仍完成完整月額度：4 支短影音、4 則社群圖文、1 支旗艦長片、6 支純會員影片、1 篇 SEO 文稿及 1 次會員直播。</w:t>
       </w:r>
     </w:p>
     <w:p>
@@ -539,6 +523,9 @@
         <w:pStyle w:val="Heading1"/>
       </w:pPr>
       <w:r>
+        <w:rPr>
+          <w:rFonts w:ascii="PingFang TC" w:hAnsi="PingFang TC" w:eastAsia="PingFang TC"/>
+        </w:rPr>
         <w:t>三　全年交付總表</w:t>
       </w:r>
     </w:p>
@@ -563,14 +550,9 @@
             <w:shd w:fill="F3E8DC"/>
           </w:tcPr>
           <w:p>
-            <w:pPr>
-              <w:spacing w:after="60" w:line="252" w:lineRule="auto"/>
-            </w:pPr>
             <w:r>
               <w:rPr>
-                <w:rFonts w:ascii="STHeiti" w:hAnsi="STHeiti" w:eastAsia="STHeiti"/>
-                <w:b/>
-                <w:sz w:val="18"/>
+                <w:rFonts w:ascii="PingFang TC" w:hAnsi="PingFang TC" w:eastAsia="PingFang TC"/>
               </w:rPr>
               <w:t>服務項目</w:t>
             </w:r>
@@ -583,14 +565,9 @@
             <w:shd w:fill="F3E8DC"/>
           </w:tcPr>
           <w:p>
-            <w:pPr>
-              <w:spacing w:after="60" w:line="252" w:lineRule="auto"/>
-            </w:pPr>
             <w:r>
               <w:rPr>
-                <w:rFonts w:ascii="STHeiti" w:hAnsi="STHeiti" w:eastAsia="STHeiti"/>
-                <w:b/>
-                <w:sz w:val="18"/>
+                <w:rFonts w:ascii="PingFang TC" w:hAnsi="PingFang TC" w:eastAsia="PingFang TC"/>
               </w:rPr>
               <w:t>數量</w:t>
             </w:r>
@@ -603,14 +580,9 @@
             <w:shd w:fill="F3E8DC"/>
           </w:tcPr>
           <w:p>
-            <w:pPr>
-              <w:spacing w:after="60" w:line="252" w:lineRule="auto"/>
-            </w:pPr>
             <w:r>
               <w:rPr>
-                <w:rFonts w:ascii="STHeiti" w:hAnsi="STHeiti" w:eastAsia="STHeiti"/>
-                <w:b/>
-                <w:sz w:val="18"/>
+                <w:rFonts w:ascii="PingFang TC" w:hAnsi="PingFang TC" w:eastAsia="PingFang TC"/>
               </w:rPr>
               <w:t>成品規格</w:t>
             </w:r>
@@ -623,14 +595,9 @@
             <w:shd w:fill="F3E8DC"/>
           </w:tcPr>
           <w:p>
-            <w:pPr>
-              <w:spacing w:after="60" w:line="252" w:lineRule="auto"/>
-            </w:pPr>
             <w:r>
               <w:rPr>
-                <w:rFonts w:ascii="STHeiti" w:hAnsi="STHeiti" w:eastAsia="STHeiti"/>
-                <w:b/>
-                <w:sz w:val="18"/>
+                <w:rFonts w:ascii="PingFang TC" w:hAnsi="PingFang TC" w:eastAsia="PingFang TC"/>
               </w:rPr>
               <w:t>主要責任</w:t>
             </w:r>
@@ -641,16 +608,14 @@
         <w:tc>
           <w:tcPr>
             <w:tcW w:type="dxa" w:w="2340"/>
-            <w:vAlign w:val="top"/>
           </w:tcPr>
           <w:p>
             <w:pPr>
-              <w:spacing w:after="60" w:line="252" w:lineRule="auto"/>
+              <w:spacing w:after="40"/>
             </w:pPr>
             <w:r>
               <w:rPr>
-                <w:rFonts w:ascii="STHeiti" w:hAnsi="STHeiti" w:eastAsia="STHeiti"/>
-                <w:sz w:val="18"/>
+                <w:rFonts w:ascii="PingFang TC" w:hAnsi="PingFang TC" w:eastAsia="PingFang TC"/>
               </w:rPr>
               <w:t>短影音</w:t>
             </w:r>
@@ -659,16 +624,14 @@
         <w:tc>
           <w:tcPr>
             <w:tcW w:type="dxa" w:w="2340"/>
-            <w:vAlign w:val="top"/>
           </w:tcPr>
           <w:p>
             <w:pPr>
-              <w:spacing w:after="60" w:line="252" w:lineRule="auto"/>
+              <w:spacing w:after="40"/>
             </w:pPr>
             <w:r>
               <w:rPr>
-                <w:rFonts w:ascii="STHeiti" w:hAnsi="STHeiti" w:eastAsia="STHeiti"/>
-                <w:sz w:val="18"/>
+                <w:rFonts w:ascii="PingFang TC" w:hAnsi="PingFang TC" w:eastAsia="PingFang TC"/>
               </w:rPr>
               <w:t>48 支／每月 4 支</w:t>
             </w:r>
@@ -677,36 +640,32 @@
         <w:tc>
           <w:tcPr>
             <w:tcW w:type="dxa" w:w="2340"/>
-            <w:vAlign w:val="top"/>
           </w:tcPr>
           <w:p>
             <w:pPr>
-              <w:spacing w:after="60" w:line="252" w:lineRule="auto"/>
+              <w:spacing w:after="40"/>
             </w:pPr>
             <w:r>
               <w:rPr>
-                <w:rFonts w:ascii="STHeiti" w:hAnsi="STHeiti" w:eastAsia="STHeiti"/>
-                <w:sz w:val="18"/>
+                <w:rFonts w:ascii="PingFang TC" w:hAnsi="PingFang TC" w:eastAsia="PingFang TC"/>
               </w:rPr>
-              <w:t>直式；原則 60 秒內；全程字幕</w:t>
+              <w:t>直式、原則 60 秒內、全程字幕</w:t>
             </w:r>
           </w:p>
         </w:tc>
         <w:tc>
           <w:tcPr>
             <w:tcW w:type="dxa" w:w="2340"/>
-            <w:vAlign w:val="top"/>
           </w:tcPr>
           <w:p>
             <w:pPr>
-              <w:spacing w:after="60" w:line="252" w:lineRule="auto"/>
+              <w:spacing w:after="40"/>
             </w:pPr>
             <w:r>
               <w:rPr>
-                <w:rFonts w:ascii="STHeiti" w:hAnsi="STHeiti" w:eastAsia="STHeiti"/>
-                <w:sz w:val="18"/>
+                <w:rFonts w:ascii="PingFang TC" w:hAnsi="PingFang TC" w:eastAsia="PingFang TC"/>
               </w:rPr>
-              <w:t>乙方企劃、拍攝、剪輯、發布協作；甲方確認專業與產品資訊</w:t>
+              <w:t>乙方企劃拍攝剪輯；甲方確認專業</w:t>
             </w:r>
           </w:p>
         </w:tc>
@@ -715,70 +674,62 @@
         <w:tc>
           <w:tcPr>
             <w:tcW w:type="dxa" w:w="2340"/>
-            <w:vAlign w:val="top"/>
           </w:tcPr>
           <w:p>
             <w:pPr>
-              <w:spacing w:after="60" w:line="252" w:lineRule="auto"/>
+              <w:spacing w:after="40"/>
             </w:pPr>
             <w:r>
               <w:rPr>
-                <w:rFonts w:ascii="STHeiti" w:hAnsi="STHeiti" w:eastAsia="STHeiti"/>
-                <w:sz w:val="18"/>
+                <w:rFonts w:ascii="PingFang TC" w:hAnsi="PingFang TC" w:eastAsia="PingFang TC"/>
               </w:rPr>
-              <w:t>社群貼文</w:t>
+              <w:t>社群圖文</w:t>
             </w:r>
           </w:p>
         </w:tc>
         <w:tc>
           <w:tcPr>
             <w:tcW w:type="dxa" w:w="2340"/>
-            <w:vAlign w:val="top"/>
           </w:tcPr>
           <w:p>
             <w:pPr>
-              <w:spacing w:after="60" w:line="252" w:lineRule="auto"/>
+              <w:spacing w:after="40"/>
             </w:pPr>
             <w:r>
               <w:rPr>
-                <w:rFonts w:ascii="STHeiti" w:hAnsi="STHeiti" w:eastAsia="STHeiti"/>
-                <w:sz w:val="18"/>
+                <w:rFonts w:ascii="PingFang TC" w:hAnsi="PingFang TC" w:eastAsia="PingFang TC"/>
               </w:rPr>
-              <w:t>48 篇／每月 4 篇</w:t>
+              <w:t>48 則／每月 4 則</w:t>
             </w:r>
           </w:p>
         </w:tc>
         <w:tc>
           <w:tcPr>
             <w:tcW w:type="dxa" w:w="2340"/>
-            <w:vAlign w:val="top"/>
           </w:tcPr>
           <w:p>
             <w:pPr>
-              <w:spacing w:after="60" w:line="252" w:lineRule="auto"/>
+              <w:spacing w:after="40"/>
             </w:pPr>
             <w:r>
               <w:rPr>
-                <w:rFonts w:ascii="STHeiti" w:hAnsi="STHeiti" w:eastAsia="STHeiti"/>
-                <w:sz w:val="18"/>
+                <w:rFonts w:ascii="PingFang TC" w:hAnsi="PingFang TC" w:eastAsia="PingFang TC"/>
               </w:rPr>
-              <w:t>同題改寫，適配 IG／FB／Threads</w:t>
+              <w:t>同題適配 IG／FB／Threads</w:t>
             </w:r>
           </w:p>
         </w:tc>
         <w:tc>
           <w:tcPr>
             <w:tcW w:type="dxa" w:w="2340"/>
-            <w:vAlign w:val="top"/>
           </w:tcPr>
           <w:p>
             <w:pPr>
-              <w:spacing w:after="60" w:line="252" w:lineRule="auto"/>
+              <w:spacing w:after="40"/>
             </w:pPr>
             <w:r>
               <w:rPr>
-                <w:rFonts w:ascii="STHeiti" w:hAnsi="STHeiti" w:eastAsia="STHeiti"/>
-                <w:sz w:val="18"/>
+                <w:rFonts w:ascii="PingFang TC" w:hAnsi="PingFang TC" w:eastAsia="PingFang TC"/>
               </w:rPr>
               <w:t>乙方撰寫與排程；甲方確認</w:t>
             </w:r>
@@ -789,72 +740,64 @@
         <w:tc>
           <w:tcPr>
             <w:tcW w:type="dxa" w:w="2340"/>
-            <w:vAlign w:val="top"/>
           </w:tcPr>
           <w:p>
             <w:pPr>
-              <w:spacing w:after="60" w:line="252" w:lineRule="auto"/>
+              <w:spacing w:after="40"/>
             </w:pPr>
             <w:r>
               <w:rPr>
-                <w:rFonts w:ascii="STHeiti" w:hAnsi="STHeiti" w:eastAsia="STHeiti"/>
-                <w:sz w:val="18"/>
+                <w:rFonts w:ascii="PingFang TC" w:hAnsi="PingFang TC" w:eastAsia="PingFang TC"/>
               </w:rPr>
-              <w:t>會員前導片</w:t>
+              <w:t>公開旗艦長片</w:t>
             </w:r>
           </w:p>
         </w:tc>
         <w:tc>
           <w:tcPr>
             <w:tcW w:type="dxa" w:w="2340"/>
-            <w:vAlign w:val="top"/>
           </w:tcPr>
           <w:p>
             <w:pPr>
-              <w:spacing w:after="60" w:line="252" w:lineRule="auto"/>
+              <w:spacing w:after="40"/>
             </w:pPr>
             <w:r>
               <w:rPr>
-                <w:rFonts w:ascii="STHeiti" w:hAnsi="STHeiti" w:eastAsia="STHeiti"/>
-                <w:sz w:val="18"/>
+                <w:rFonts w:ascii="PingFang TC" w:hAnsi="PingFang TC" w:eastAsia="PingFang TC"/>
               </w:rPr>
-              <w:t>12 支</w:t>
+              <w:t>12 支／每月 1 支</w:t>
             </w:r>
           </w:p>
         </w:tc>
         <w:tc>
           <w:tcPr>
             <w:tcW w:type="dxa" w:w="2340"/>
-            <w:vAlign w:val="top"/>
           </w:tcPr>
           <w:p>
             <w:pPr>
-              <w:spacing w:after="60" w:line="252" w:lineRule="auto"/>
+              <w:spacing w:after="40"/>
             </w:pPr>
             <w:r>
               <w:rPr>
-                <w:rFonts w:ascii="STHeiti" w:hAnsi="STHeiti" w:eastAsia="STHeiti"/>
-                <w:sz w:val="18"/>
+                <w:rFonts w:ascii="PingFang TC" w:hAnsi="PingFang TC" w:eastAsia="PingFang TC"/>
               </w:rPr>
-              <w:t>8–10 分鐘；重點字幕、章節</w:t>
+              <w:t>月度母題；重點字幕與章節</w:t>
             </w:r>
           </w:p>
         </w:tc>
         <w:tc>
           <w:tcPr>
             <w:tcW w:type="dxa" w:w="2340"/>
-            <w:vAlign w:val="top"/>
           </w:tcPr>
           <w:p>
             <w:pPr>
-              <w:spacing w:after="60" w:line="252" w:lineRule="auto"/>
+              <w:spacing w:after="40"/>
             </w:pPr>
             <w:r>
               <w:rPr>
-                <w:rFonts w:ascii="STHeiti" w:hAnsi="STHeiti" w:eastAsia="STHeiti"/>
-                <w:sz w:val="18"/>
+                <w:rFonts w:ascii="PingFang TC" w:hAnsi="PingFang TC" w:eastAsia="PingFang TC"/>
               </w:rPr>
-              <w:t>乙方製作；甲方主講、示範與專業答覆</w:t>
+              <w:t>乙方製作；甲方主講與確認</w:t>
             </w:r>
           </w:p>
         </w:tc>
@@ -863,72 +806,64 @@
         <w:tc>
           <w:tcPr>
             <w:tcW w:type="dxa" w:w="2340"/>
-            <w:vAlign w:val="top"/>
           </w:tcPr>
           <w:p>
             <w:pPr>
-              <w:spacing w:after="60" w:line="252" w:lineRule="auto"/>
+              <w:spacing w:after="40"/>
             </w:pPr>
             <w:r>
               <w:rPr>
-                <w:rFonts w:ascii="STHeiti" w:hAnsi="STHeiti" w:eastAsia="STHeiti"/>
-                <w:sz w:val="18"/>
+                <w:rFonts w:ascii="PingFang TC" w:hAnsi="PingFang TC" w:eastAsia="PingFang TC"/>
               </w:rPr>
-              <w:t>公開旗艦長片</w:t>
+              <w:t>純會員影片</w:t>
             </w:r>
           </w:p>
         </w:tc>
         <w:tc>
           <w:tcPr>
             <w:tcW w:type="dxa" w:w="2340"/>
-            <w:vAlign w:val="top"/>
           </w:tcPr>
           <w:p>
             <w:pPr>
-              <w:spacing w:after="60" w:line="252" w:lineRule="auto"/>
+              <w:spacing w:after="40"/>
             </w:pPr>
             <w:r>
               <w:rPr>
-                <w:rFonts w:ascii="STHeiti" w:hAnsi="STHeiti" w:eastAsia="STHeiti"/>
-                <w:sz w:val="18"/>
+                <w:rFonts w:ascii="PingFang TC" w:hAnsi="PingFang TC" w:eastAsia="PingFang TC"/>
               </w:rPr>
-              <w:t>最多 4 支</w:t>
+              <w:t>72 支／每月 6 支</w:t>
             </w:r>
           </w:p>
         </w:tc>
         <w:tc>
           <w:tcPr>
             <w:tcW w:type="dxa" w:w="2340"/>
-            <w:vAlign w:val="top"/>
           </w:tcPr>
           <w:p>
             <w:pPr>
-              <w:spacing w:after="60" w:line="252" w:lineRule="auto"/>
+              <w:spacing w:after="40"/>
             </w:pPr>
             <w:r>
               <w:rPr>
-                <w:rFonts w:ascii="STHeiti" w:hAnsi="STHeiti" w:eastAsia="STHeiti"/>
-                <w:sz w:val="18"/>
+                <w:rFonts w:ascii="PingFang TC" w:hAnsi="PingFang TC" w:eastAsia="PingFang TC"/>
               </w:rPr>
-              <w:t>10–12 分鐘；重點字幕、章節</w:t>
+              <w:t>會員專區深度內容</w:t>
             </w:r>
           </w:p>
         </w:tc>
         <w:tc>
           <w:tcPr>
             <w:tcW w:type="dxa" w:w="2340"/>
-            <w:vAlign w:val="top"/>
           </w:tcPr>
           <w:p>
             <w:pPr>
-              <w:spacing w:after="60" w:line="252" w:lineRule="auto"/>
+              <w:spacing w:after="40"/>
             </w:pPr>
             <w:r>
               <w:rPr>
-                <w:rFonts w:ascii="STHeiti" w:hAnsi="STHeiti" w:eastAsia="STHeiti"/>
-                <w:sz w:val="18"/>
+                <w:rFonts w:ascii="PingFang TC" w:hAnsi="PingFang TC" w:eastAsia="PingFang TC"/>
               </w:rPr>
-              <w:t>依年度重要主題安排</w:t>
+              <w:t>乙方製作；甲方示範與答覆</w:t>
             </w:r>
           </w:p>
         </w:tc>
@@ -937,72 +872,64 @@
         <w:tc>
           <w:tcPr>
             <w:tcW w:type="dxa" w:w="2340"/>
-            <w:vAlign w:val="top"/>
           </w:tcPr>
           <w:p>
             <w:pPr>
-              <w:spacing w:after="60" w:line="252" w:lineRule="auto"/>
+              <w:spacing w:after="40"/>
             </w:pPr>
             <w:r>
               <w:rPr>
-                <w:rFonts w:ascii="STHeiti" w:hAnsi="STHeiti" w:eastAsia="STHeiti"/>
-                <w:sz w:val="18"/>
+                <w:rFonts w:ascii="PingFang TC" w:hAnsi="PingFang TC" w:eastAsia="PingFang TC"/>
               </w:rPr>
-              <w:t>課程影片</w:t>
+              <w:t>會員直播</w:t>
             </w:r>
           </w:p>
         </w:tc>
         <w:tc>
           <w:tcPr>
             <w:tcW w:type="dxa" w:w="2340"/>
-            <w:vAlign w:val="top"/>
           </w:tcPr>
           <w:p>
             <w:pPr>
-              <w:spacing w:after="60" w:line="252" w:lineRule="auto"/>
+              <w:spacing w:after="40"/>
             </w:pPr>
             <w:r>
               <w:rPr>
-                <w:rFonts w:ascii="STHeiti" w:hAnsi="STHeiti" w:eastAsia="STHeiti"/>
-                <w:sz w:val="18"/>
+                <w:rFonts w:ascii="PingFang TC" w:hAnsi="PingFang TC" w:eastAsia="PingFang TC"/>
               </w:rPr>
-              <w:t>10–15 支；合計 2–4 小時</w:t>
+              <w:t>12 次／每月 1 次</w:t>
             </w:r>
           </w:p>
         </w:tc>
         <w:tc>
           <w:tcPr>
             <w:tcW w:type="dxa" w:w="2340"/>
-            <w:vAlign w:val="top"/>
           </w:tcPr>
           <w:p>
             <w:pPr>
-              <w:spacing w:after="60" w:line="252" w:lineRule="auto"/>
+              <w:spacing w:after="40"/>
             </w:pPr>
             <w:r>
               <w:rPr>
-                <w:rFonts w:ascii="STHeiti" w:hAnsi="STHeiti" w:eastAsia="STHeiti"/>
-                <w:sz w:val="18"/>
+                <w:rFonts w:ascii="PingFang TC" w:hAnsi="PingFang TC" w:eastAsia="PingFang TC"/>
               </w:rPr>
-              <w:t>每支原則 15 分鐘內；實用型精簡後製</w:t>
+              <w:t>會員可參與並發問</w:t>
             </w:r>
           </w:p>
         </w:tc>
         <w:tc>
           <w:tcPr>
             <w:tcW w:type="dxa" w:w="2340"/>
-            <w:vAlign w:val="top"/>
           </w:tcPr>
           <w:p>
             <w:pPr>
-              <w:spacing w:after="60" w:line="252" w:lineRule="auto"/>
+              <w:spacing w:after="40"/>
             </w:pPr>
             <w:r>
               <w:rPr>
-                <w:rFonts w:ascii="STHeiti" w:hAnsi="STHeiti" w:eastAsia="STHeiti"/>
-                <w:sz w:val="18"/>
+                <w:rFonts w:ascii="PingFang TC" w:hAnsi="PingFang TC" w:eastAsia="PingFang TC"/>
               </w:rPr>
-              <w:t>甲方決定最終單元；乙方拍攝、剪輯與交付</w:t>
+              <w:t>甲方主講；乙方主題與宣傳協作</w:t>
             </w:r>
           </w:p>
         </w:tc>
@@ -1011,16 +938,14 @@
         <w:tc>
           <w:tcPr>
             <w:tcW w:type="dxa" w:w="2340"/>
-            <w:vAlign w:val="top"/>
           </w:tcPr>
           <w:p>
             <w:pPr>
-              <w:spacing w:after="60" w:line="252" w:lineRule="auto"/>
+              <w:spacing w:after="40"/>
             </w:pPr>
             <w:r>
               <w:rPr>
-                <w:rFonts w:ascii="STHeiti" w:hAnsi="STHeiti" w:eastAsia="STHeiti"/>
-                <w:sz w:val="18"/>
+                <w:rFonts w:ascii="PingFang TC" w:hAnsi="PingFang TC" w:eastAsia="PingFang TC"/>
               </w:rPr>
               <w:t>網站／SEO 文稿</w:t>
             </w:r>
@@ -1029,54 +954,48 @@
         <w:tc>
           <w:tcPr>
             <w:tcW w:type="dxa" w:w="2340"/>
-            <w:vAlign w:val="top"/>
           </w:tcPr>
           <w:p>
             <w:pPr>
-              <w:spacing w:after="60" w:line="252" w:lineRule="auto"/>
+              <w:spacing w:after="40"/>
             </w:pPr>
             <w:r>
               <w:rPr>
-                <w:rFonts w:ascii="STHeiti" w:hAnsi="STHeiti" w:eastAsia="STHeiti"/>
-                <w:sz w:val="18"/>
+                <w:rFonts w:ascii="PingFang TC" w:hAnsi="PingFang TC" w:eastAsia="PingFang TC"/>
               </w:rPr>
-              <w:t>全年 6 篇</w:t>
+              <w:t>12 篇／每月 1 篇</w:t>
             </w:r>
           </w:p>
         </w:tc>
         <w:tc>
           <w:tcPr>
             <w:tcW w:type="dxa" w:w="2340"/>
-            <w:vAlign w:val="top"/>
           </w:tcPr>
           <w:p>
             <w:pPr>
-              <w:spacing w:after="60" w:line="252" w:lineRule="auto"/>
+              <w:spacing w:after="40"/>
             </w:pPr>
             <w:r>
               <w:rPr>
-                <w:rFonts w:ascii="STHeiti" w:hAnsi="STHeiti" w:eastAsia="STHeiti"/>
-                <w:sz w:val="18"/>
+                <w:rFonts w:ascii="PingFang TC" w:hAnsi="PingFang TC" w:eastAsia="PingFang TC"/>
               </w:rPr>
-              <w:t>每篇約 1,000–2,000 字</w:t>
+              <w:t>依月度主題與搜尋需求</w:t>
             </w:r>
           </w:p>
         </w:tc>
         <w:tc>
           <w:tcPr>
             <w:tcW w:type="dxa" w:w="2340"/>
-            <w:vAlign w:val="top"/>
           </w:tcPr>
           <w:p>
             <w:pPr>
-              <w:spacing w:after="60" w:line="252" w:lineRule="auto"/>
+              <w:spacing w:after="40"/>
             </w:pPr>
             <w:r>
               <w:rPr>
-                <w:rFonts w:ascii="STHeiti" w:hAnsi="STHeiti" w:eastAsia="STHeiti"/>
-                <w:sz w:val="18"/>
+                <w:rFonts w:ascii="PingFang TC" w:hAnsi="PingFang TC" w:eastAsia="PingFang TC"/>
               </w:rPr>
-              <w:t>乙方交稿；甲方負責網站上架與技術</w:t>
+              <w:t>乙方交稿；甲方上架與技術維護</w:t>
             </w:r>
           </w:p>
         </w:tc>
@@ -1085,72 +1004,64 @@
         <w:tc>
           <w:tcPr>
             <w:tcW w:type="dxa" w:w="2340"/>
-            <w:vAlign w:val="top"/>
           </w:tcPr>
           <w:p>
             <w:pPr>
-              <w:spacing w:after="60" w:line="252" w:lineRule="auto"/>
+              <w:spacing w:after="40"/>
             </w:pPr>
             <w:r>
               <w:rPr>
-                <w:rFonts w:ascii="STHeiti" w:hAnsi="STHeiti" w:eastAsia="STHeiti"/>
-                <w:sz w:val="18"/>
+                <w:rFonts w:ascii="PingFang TC" w:hAnsi="PingFang TC" w:eastAsia="PingFang TC"/>
               </w:rPr>
-              <w:t>研究訪談</w:t>
+              <w:t>入門課程</w:t>
             </w:r>
           </w:p>
         </w:tc>
         <w:tc>
           <w:tcPr>
             <w:tcW w:type="dxa" w:w="2340"/>
-            <w:vAlign w:val="top"/>
           </w:tcPr>
           <w:p>
             <w:pPr>
-              <w:spacing w:after="60" w:line="252" w:lineRule="auto"/>
+              <w:spacing w:after="40"/>
             </w:pPr>
             <w:r>
               <w:rPr>
-                <w:rFonts w:ascii="STHeiti" w:hAnsi="STHeiti" w:eastAsia="STHeiti"/>
-                <w:sz w:val="18"/>
+                <w:rFonts w:ascii="PingFang TC" w:hAnsi="PingFang TC" w:eastAsia="PingFang TC"/>
               </w:rPr>
-              <w:t>最多 12 位</w:t>
+              <w:t>4 門／每季 1 門</w:t>
             </w:r>
           </w:p>
         </w:tc>
         <w:tc>
           <w:tcPr>
             <w:tcW w:type="dxa" w:w="2340"/>
-            <w:vAlign w:val="top"/>
           </w:tcPr>
           <w:p>
             <w:pPr>
-              <w:spacing w:after="60" w:line="252" w:lineRule="auto"/>
+              <w:spacing w:after="40"/>
             </w:pPr>
             <w:r>
               <w:rPr>
-                <w:rFonts w:ascii="STHeiti" w:hAnsi="STHeiti" w:eastAsia="STHeiti"/>
-                <w:sz w:val="18"/>
+                <w:rFonts w:ascii="PingFang TC" w:hAnsi="PingFang TC" w:eastAsia="PingFang TC"/>
               </w:rPr>
-              <w:t>每位 45–60 分鐘；重點紀錄與一份跨訪談歸納</w:t>
+              <w:t>3 天做出＿＿麵包系列</w:t>
             </w:r>
           </w:p>
         </w:tc>
         <w:tc>
           <w:tcPr>
             <w:tcW w:type="dxa" w:w="2340"/>
-            <w:vAlign w:val="top"/>
           </w:tcPr>
           <w:p>
             <w:pPr>
-              <w:spacing w:after="60" w:line="252" w:lineRule="auto"/>
+              <w:spacing w:after="40"/>
             </w:pPr>
             <w:r>
               <w:rPr>
-                <w:rFonts w:ascii="STHeiti" w:hAnsi="STHeiti" w:eastAsia="STHeiti"/>
-                <w:sz w:val="18"/>
+                <w:rFonts w:ascii="PingFang TC" w:hAnsi="PingFang TC" w:eastAsia="PingFang TC"/>
               </w:rPr>
-              <w:t>甲方招募與同意；乙方訪綱、訪談與整理</w:t>
+              <w:t>乙方錄製剪輯；甲方教學與專業確認</w:t>
             </w:r>
           </w:p>
         </w:tc>
@@ -1159,90 +1070,14 @@
         <w:tc>
           <w:tcPr>
             <w:tcW w:type="dxa" w:w="2340"/>
-            <w:vAlign w:val="top"/>
           </w:tcPr>
           <w:p>
             <w:pPr>
-              <w:spacing w:after="60" w:line="252" w:lineRule="auto"/>
+              <w:spacing w:after="40"/>
             </w:pPr>
             <w:r>
               <w:rPr>
-                <w:rFonts w:ascii="STHeiti" w:hAnsi="STHeiti" w:eastAsia="STHeiti"/>
-                <w:sz w:val="18"/>
-              </w:rPr>
-              <w:t>Google Maps</w:t>
-            </w:r>
-          </w:p>
-        </w:tc>
-        <w:tc>
-          <w:tcPr>
-            <w:tcW w:type="dxa" w:w="2340"/>
-            <w:vAlign w:val="top"/>
-          </w:tcPr>
-          <w:p>
-            <w:pPr>
-              <w:spacing w:after="60" w:line="252" w:lineRule="auto"/>
-            </w:pPr>
-            <w:r>
-              <w:rPr>
-                <w:rFonts w:ascii="STHeiti" w:hAnsi="STHeiti" w:eastAsia="STHeiti"/>
-                <w:sz w:val="18"/>
-              </w:rPr>
-              <w:t>依月度上限</w:t>
-            </w:r>
-          </w:p>
-        </w:tc>
-        <w:tc>
-          <w:tcPr>
-            <w:tcW w:type="dxa" w:w="2340"/>
-            <w:vAlign w:val="top"/>
-          </w:tcPr>
-          <w:p>
-            <w:pPr>
-              <w:spacing w:after="60" w:line="252" w:lineRule="auto"/>
-            </w:pPr>
-            <w:r>
-              <w:rPr>
-                <w:rFonts w:ascii="STHeiti" w:hAnsi="STHeiti" w:eastAsia="STHeiti"/>
-                <w:sz w:val="18"/>
-              </w:rPr>
-              <w:t>M1 盤點；每月最多 2 則動態、20 則一般新評論協助</w:t>
-            </w:r>
-          </w:p>
-        </w:tc>
-        <w:tc>
-          <w:tcPr>
-            <w:tcW w:type="dxa" w:w="2340"/>
-            <w:vAlign w:val="top"/>
-          </w:tcPr>
-          <w:p>
-            <w:pPr>
-              <w:spacing w:after="60" w:line="252" w:lineRule="auto"/>
-            </w:pPr>
-            <w:r>
-              <w:rPr>
-                <w:rFonts w:ascii="STHeiti" w:hAnsi="STHeiti" w:eastAsia="STHeiti"/>
-                <w:sz w:val="18"/>
-              </w:rPr>
-              <w:t>乙方日常協作；甲方處理爭議與法遵事件</w:t>
-            </w:r>
-          </w:p>
-        </w:tc>
-      </w:tr>
-      <w:tr>
-        <w:tc>
-          <w:tcPr>
-            <w:tcW w:type="dxa" w:w="2340"/>
-            <w:vAlign w:val="top"/>
-          </w:tcPr>
-          <w:p>
-            <w:pPr>
-              <w:spacing w:after="60" w:line="252" w:lineRule="auto"/>
-            </w:pPr>
-            <w:r>
-              <w:rPr>
-                <w:rFonts w:ascii="STHeiti" w:hAnsi="STHeiti" w:eastAsia="STHeiti"/>
-                <w:sz w:val="18"/>
+                <w:rFonts w:ascii="PingFang TC" w:hAnsi="PingFang TC" w:eastAsia="PingFang TC"/>
               </w:rPr>
               <w:t>集中拍攝</w:t>
             </w:r>
@@ -1251,16 +1086,14 @@
         <w:tc>
           <w:tcPr>
             <w:tcW w:type="dxa" w:w="2340"/>
-            <w:vAlign w:val="top"/>
           </w:tcPr>
           <w:p>
             <w:pPr>
-              <w:spacing w:after="60" w:line="252" w:lineRule="auto"/>
+              <w:spacing w:after="40"/>
             </w:pPr>
             <w:r>
               <w:rPr>
-                <w:rFonts w:ascii="STHeiti" w:hAnsi="STHeiti" w:eastAsia="STHeiti"/>
-                <w:sz w:val="18"/>
+                <w:rFonts w:ascii="PingFang TC" w:hAnsi="PingFang TC" w:eastAsia="PingFang TC"/>
               </w:rPr>
               <w:t>12 個工作日</w:t>
             </w:r>
@@ -1269,34 +1102,30 @@
         <w:tc>
           <w:tcPr>
             <w:tcW w:type="dxa" w:w="2340"/>
-            <w:vAlign w:val="top"/>
           </w:tcPr>
           <w:p>
             <w:pPr>
-              <w:spacing w:after="60" w:line="252" w:lineRule="auto"/>
+              <w:spacing w:after="40"/>
             </w:pPr>
             <w:r>
               <w:rPr>
-                <w:rFonts w:ascii="STHeiti" w:hAnsi="STHeiti" w:eastAsia="STHeiti"/>
-                <w:sz w:val="18"/>
+                <w:rFonts w:ascii="PingFang TC" w:hAnsi="PingFang TC" w:eastAsia="PingFang TC"/>
               </w:rPr>
-              <w:t>原則每月 1 日，可依規則移動</w:t>
+              <w:t>原則每月 1 日</w:t>
             </w:r>
           </w:p>
         </w:tc>
         <w:tc>
           <w:tcPr>
             <w:tcW w:type="dxa" w:w="2340"/>
-            <w:vAlign w:val="top"/>
           </w:tcPr>
           <w:p>
             <w:pPr>
-              <w:spacing w:after="60" w:line="252" w:lineRule="auto"/>
+              <w:spacing w:after="40"/>
             </w:pPr>
             <w:r>
               <w:rPr>
-                <w:rFonts w:ascii="STHeiti" w:hAnsi="STHeiti" w:eastAsia="STHeiti"/>
-                <w:sz w:val="18"/>
+                <w:rFonts w:ascii="PingFang TC" w:hAnsi="PingFang TC" w:eastAsia="PingFang TC"/>
               </w:rPr>
               <w:t>雙方共同排程與準備</w:t>
             </w:r>
@@ -1310,26 +1139,41 @@
         <w:pStyle w:val="Heading1"/>
       </w:pPr>
       <w:r>
-        <w:t>四　短影音與社群貼文</w:t>
+        <w:rPr>
+          <w:rFonts w:ascii="PingFang TC" w:hAnsi="PingFang TC" w:eastAsia="PingFang TC"/>
+        </w:rPr>
+        <w:t>四　月度公開內容</w:t>
       </w:r>
     </w:p>
     <w:p>
       <w:r>
-        <w:t>一、每月固定完成 4 支短影音與 4 篇社群貼文，全年各 48 件。月額度以該月為單位，不因某月素材較多或較少而自動跨月增減。</w:t>
+        <w:rPr>
+          <w:rFonts w:ascii="PingFang TC" w:hAnsi="PingFang TC" w:eastAsia="PingFang TC"/>
+        </w:rPr>
+        <w:t>一、每月固定完成 1 支公開旗艦長片、4 支短影音、4 則社群圖文與 1 篇 SEO 文稿；全年分別為 12、48、48 與 12 件。各月額度不因素材多寡自動跨月增減。</w:t>
       </w:r>
     </w:p>
     <w:p>
       <w:r>
-        <w:t>二、短影音以 Instagram Reels、Facebook Reels、YouTube Shorts 為主要平台；Threads 使用相同母題重新調整文字語氣與結構。</w:t>
+        <w:rPr>
+          <w:rFonts w:ascii="PingFang TC" w:hAnsi="PingFang TC" w:eastAsia="PingFang TC"/>
+        </w:rPr>
+        <w:t>二、短影音以 Instagram Reels、Facebook Reels、YouTube Shorts 為主要平台；社群內容同題適配 Instagram、Facebook、Threads；旗艦長片發布於 YouTube；SEO 文稿由乙方交稿、甲方負責網站上架與技術維護。</w:t>
       </w:r>
     </w:p>
     <w:p>
       <w:r>
-        <w:t>三、短影音包含企劃、當月集中拍攝、剪輯、基本聲音處理、全程字幕、封面或平台縮圖必要處理及發布協作。社群貼文以短影音母題延伸，不等於四套完全不同的長文。</w:t>
+        <w:rPr>
+          <w:rFonts w:ascii="PingFang TC" w:hAnsi="PingFang TC" w:eastAsia="PingFang TC"/>
+        </w:rPr>
+        <w:t>三、每月以一個知識母題統整企劃、集中拍攝與多平台轉譯。短影音包含剪輯、基本聲音處理、全程字幕與必要封面；社群圖文及 SEO 為同題延伸，不代表完全不同的獨立研究專案。</w:t>
       </w:r>
     </w:p>
     <w:p>
       <w:r>
+        <w:rPr>
+          <w:rFonts w:ascii="PingFang TC" w:hAnsi="PingFang TC" w:eastAsia="PingFang TC"/>
+        </w:rPr>
         <w:t>四、不包含大型劇情製作、複雜動畫、3D、專業科學圖解、多機位精修、外景演員、額外配音或重新拍攝。若內容需要食品、營養或療效主張，甲方應提供合法正確的依據。</w:t>
       </w:r>
     </w:p>
@@ -1338,22 +1182,34 @@
         <w:pStyle w:val="Heading1"/>
       </w:pPr>
       <w:r>
-        <w:t>五　會員內容與三個月測試</w:t>
+        <w:rPr>
+          <w:rFonts w:ascii="PingFang TC" w:hAnsi="PingFang TC" w:eastAsia="PingFang TC"/>
+        </w:rPr>
+        <w:t>五　YouTube 會員內容與直播</w:t>
       </w:r>
     </w:p>
     <w:p>
       <w:r>
-        <w:t>一、會員主要服務麵包興趣者與專業烘焙工作者。單月成果定義為：完成一個主題練習、找出一個關鍵變因，並知道下一次調整方向。</w:t>
+        <w:rPr>
+          <w:rFonts w:ascii="PingFang TC" w:hAnsi="PingFang TC" w:eastAsia="PingFang TC"/>
+        </w:rPr>
+        <w:t>一、會員主要服務想在家做麵包者與進階烘焙學習者。採單一等級，暫定每月 NT$200–250；2026 年底目標 40 位、2027 年底目標 100 位付費會員，但會員數屬商業目標而非乙方保證成果。</w:t>
       </w:r>
     </w:p>
     <w:p>
       <w:r>
-        <w:t>二、每月一支 8–10 分鐘會員前導片，包含重點字幕與章節；搭配甲方自行執行的當月練習、直播或案例回顧。直播可選 2–3 個共通案例回顧，但不包含完整個人診斷、無限提問或一對一顧問。</w:t>
+        <w:rPr>
+          <w:rFonts w:ascii="PingFang TC" w:hAnsi="PingFang TC" w:eastAsia="PingFang TC"/>
+        </w:rPr>
+        <w:t>二、每月交付 6 支純會員影片，另包含當月旗艦長片延伸內容及 1 次可發問的會員直播；全年純會員影片 72 支、會員直播 12 次。</w:t>
       </w:r>
     </w:p>
     <w:p>
       <w:r>
-        <w:t>三、2026 年 10–12 月先製作並累積 3 支會員前導片；2027 年 1 月會員上線時一併開放。2027 年 1–3 月作為三個月測試期，再依加入、觀看、參與、完成與續訂情況判斷是否調整。全年仍交付 12 支。</w:t>
+        <w:rPr>
+          <w:rFonts w:ascii="PingFang TC" w:hAnsi="PingFang TC" w:eastAsia="PingFang TC"/>
+        </w:rPr>
+        <w:t>三、甲方擔任直播主講與專業答覆者，乙方負責月度主題整合、宣傳素材與回放整理。入門課學員可旁聽但不含提問權；會員不包含完整個人診斷、全面配方修改或一對一無限制顧問。</w:t>
       </w:r>
     </w:p>
     <w:p>
@@ -1361,27 +1217,42 @@
         <w:pStyle w:val="Heading1"/>
       </w:pPr>
       <w:r>
-        <w:t>六　公開長片與課程影片</w:t>
+        <w:rPr>
+          <w:rFonts w:ascii="PingFang TC" w:hAnsi="PingFang TC" w:eastAsia="PingFang TC"/>
+        </w:rPr>
+        <w:t>六　快樂做麵包與科學做麵包</w:t>
       </w:r>
     </w:p>
     <w:p>
       <w:r>
-        <w:t>一、公開旗艦 YouTube 長片全年最多 4 支，每支約 10–12 分鐘，採重點字幕與章節，依品牌節點與可支持的主題安排。</w:t>
+        <w:rPr>
+          <w:rFonts w:ascii="PingFang TC" w:hAnsi="PingFang TC" w:eastAsia="PingFang TC"/>
+        </w:rPr>
+        <w:t>一、『3 天做出＿＿麵包』為快樂做麵包入門系列，預計約 NT$3,500；每季開發一門、全年 4 門，每門理想招收 10–15 位。乙方負責課程企劃協作、錄製與剪輯，實際章節數依教學需求確認。</w:t>
       </w:r>
     </w:p>
     <w:p>
       <w:r>
-        <w:t>二、課程影片全年 10–15 支，總成片 2–4 小時，每支原則不超過 15 分鐘。素材分散於全年 12 個集中拍攝工作日內拍攝，不另包含獨立課程拍攝日。</w:t>
+        <w:rPr>
+          <w:rFonts w:ascii="PingFang TC" w:hAnsi="PingFang TC" w:eastAsia="PingFang TC"/>
+        </w:rPr>
+        <w:t>二、科學做麵包採錄播系統課程加直播解題諮詢，預計約 NT$20,000–30,000，每年以 10 位為服務上限，目標為協助學員逐步開發自己的酸麵包產品。其完整課程另依雙方排程與內容規格執行。</w:t>
       </w:r>
     </w:p>
     <w:p>
       <w:r>
-        <w:t>三、課程採實用型精簡後製：基本剪輯、聲音與色彩整理、重點字幕及章節。不包含全片人工逐字校對字幕、複雜動畫、專業圖解、多機精修、大量特效或額外棚拍。</w:t>
+        <w:rPr>
+          <w:rFonts w:ascii="PingFang TC" w:hAnsi="PingFang TC" w:eastAsia="PingFang TC"/>
+        </w:rPr>
+        <w:t>三、課程採實用型精簡後製：基本剪輯、聲音與色彩整理、重點字幕及章節。不包含全片人工逐字校對、複雜動畫、專業科學圖解、多機精修、大量特效或額外棚拍。</w:t>
       </w:r>
     </w:p>
     <w:p>
       <w:r>
-        <w:t>四、課程約於 M4、M8、M12 分三批整理上線；甲方保有課程名稱、承諾、章節與最終單元切分決定權。乙方依已確認素材協助重組與製作。</w:t>
+        <w:rPr>
+          <w:rFonts w:ascii="PingFang TC" w:hAnsi="PingFang TC" w:eastAsia="PingFang TC"/>
+        </w:rPr>
+        <w:t>四、科學做麵包與社區型烘焙坊為可交會但不互相綁定的路線；完成科學做麵包不是申請社區型烘焙坊的必要條件。</w:t>
       </w:r>
     </w:p>
     <w:p>
@@ -1389,12 +1260,18 @@
         <w:pStyle w:val="Heading1"/>
       </w:pPr>
       <w:r>
-        <w:t>七　網站與 SEO 文稿</w:t>
+        <w:rPr>
+          <w:rFonts w:ascii="PingFang TC" w:hAnsi="PingFang TC" w:eastAsia="PingFang TC"/>
+        </w:rPr>
+        <w:t>七　LINE／Email 名單與免費教育</w:t>
       </w:r>
     </w:p>
     <w:p>
       <w:r>
-        <w:t>乙方全年交付合計 6 篇 SEO／品牌文稿，每篇約 1,000–2,000 字，主題依實際搜尋需求、內容表現及產品路徑決定。交付範圍為文字稿；網站設計、排版、圖片輸入、上架、主機、網域、程式、結構化資料與技術 SEO 由甲方或甲方指定廠商負責。</w:t>
+        <w:rPr>
+          <w:rFonts w:ascii="PingFang TC" w:hAnsi="PingFang TC" w:eastAsia="PingFang TC"/>
+        </w:rPr>
+        <w:t>公開內容主要 CTA 依序為訂閱 YouTube、加入 LINE／Email 及領取基礎教學影片。乙方負責名單內容規劃與經營；帳號、寄信平台、網站表單、個資告知與技術串接由甲方提供或負責。</w:t>
       </w:r>
     </w:p>
     <w:p>
@@ -1402,73 +1279,10 @@
         <w:pStyle w:val="Heading1"/>
       </w:pPr>
       <w:r>
-        <w:t>八　Google Maps 協作</w:t>
-      </w:r>
-    </w:p>
-    <w:p>
-      <w:pPr>
-        <w:pStyle w:val="ListBullet"/>
-      </w:pPr>
-      <w:r>
-        <w:t>M1 完成一次商家資料、分類、營業資訊與搜尋呈現盤點。</w:t>
-      </w:r>
-    </w:p>
-    <w:p>
-      <w:pPr>
-        <w:pStyle w:val="ListBullet"/>
-      </w:pPr>
-      <w:r>
-        <w:t>每月最多發布 2 則商家動態／貼文。</w:t>
-      </w:r>
-    </w:p>
-    <w:p>
-      <w:pPr>
-        <w:pStyle w:val="ListBullet"/>
-      </w:pPr>
-      <w:r>
-        <w:t>從當月拍攝素材中擇優補充商家照片。</w:t>
-      </w:r>
-    </w:p>
-    <w:p>
-      <w:pPr>
-        <w:pStyle w:val="ListBullet"/>
-      </w:pPr>
-      <w:r>
-        <w:t>每月一次營業資訊批次維護；如甲方臨時更改營業時間，應及早提供。</w:t>
-      </w:r>
-    </w:p>
-    <w:p>
-      <w:pPr>
-        <w:pStyle w:val="ListBullet"/>
-      </w:pPr>
-      <w:r>
-        <w:t>每月最多協助回覆 20 則一般新評論。</w:t>
-      </w:r>
-    </w:p>
-    <w:p>
-      <w:r>
-        <w:t>爭議負評、重大客訴、食安、法律或公共關係事件由甲方決策並回應；乙方不製造或購買評論，不保證關鍵字排名、瀏覽或來店。</w:t>
-      </w:r>
-    </w:p>
-    <w:p>
-      <w:pPr>
-        <w:pStyle w:val="Heading1"/>
-      </w:pPr>
-      <w:r>
-        <w:t>九　研究訪談</w:t>
-      </w:r>
-    </w:p>
-    <w:p>
-      <w:r>
-        <w:t>全年最多訪談 12 位既有學員或客戶，每位約 45–60 分鐘。甲方負責提出名單、聯絡排程及取得錄音、錄影、內容使用與公開所需同意；乙方負責訪綱、訪談、重點紀錄與一份跨訪談痛點歸納。受訪者未出席不自動增加名額。逐字稿、公開案例剪輯及超過上限之研究另議。</w:t>
-      </w:r>
-    </w:p>
-    <w:p>
-      <w:pPr>
-        <w:pStyle w:val="Heading1"/>
-      </w:pPr>
-      <w:r>
-        <w:t>十　直播分工</w:t>
+        <w:rPr>
+          <w:rFonts w:ascii="PingFang TC" w:hAnsi="PingFang TC" w:eastAsia="PingFang TC"/>
+        </w:rPr>
+        <w:t>八　Sourdough Taiwan 體驗與社區型烘焙坊</w:t>
       </w:r>
     </w:p>
     <w:tbl>
@@ -1490,14 +1304,9 @@
             <w:shd w:fill="F3E8DC"/>
           </w:tcPr>
           <w:p>
-            <w:pPr>
-              <w:spacing w:after="60" w:line="252" w:lineRule="auto"/>
-            </w:pPr>
             <w:r>
               <w:rPr>
-                <w:rFonts w:ascii="STHeiti" w:hAnsi="STHeiti" w:eastAsia="STHeiti"/>
-                <w:b/>
-                <w:sz w:val="18"/>
+                <w:rFonts w:ascii="PingFang TC" w:hAnsi="PingFang TC" w:eastAsia="PingFang TC"/>
               </w:rPr>
               <w:t>甲方負責</w:t>
             </w:r>
@@ -1510,16 +1319,11 @@
             <w:shd w:fill="F3E8DC"/>
           </w:tcPr>
           <w:p>
-            <w:pPr>
-              <w:spacing w:after="60" w:line="252" w:lineRule="auto"/>
-            </w:pPr>
             <w:r>
               <w:rPr>
-                <w:rFonts w:ascii="STHeiti" w:hAnsi="STHeiti" w:eastAsia="STHeiti"/>
-                <w:b/>
-                <w:sz w:val="18"/>
+                <w:rFonts w:ascii="PingFang TC" w:hAnsi="PingFang TC" w:eastAsia="PingFang TC"/>
               </w:rPr>
-              <w:t>乙方負責／邊界</w:t>
+              <w:t>乙方負責</w:t>
             </w:r>
           </w:p>
         </w:tc>
@@ -1528,62 +1332,77 @@
         <w:tc>
           <w:tcPr>
             <w:tcW w:type="dxa" w:w="4680"/>
-            <w:vAlign w:val="top"/>
           </w:tcPr>
           <w:p>
             <w:pPr>
-              <w:spacing w:after="60" w:line="252" w:lineRule="auto"/>
+              <w:spacing w:after="40"/>
             </w:pPr>
             <w:r>
               <w:rPr>
-                <w:rFonts w:ascii="STHeiti" w:hAnsi="STHeiti" w:eastAsia="STHeiti"/>
-                <w:sz w:val="18"/>
+                <w:rFonts w:ascii="PingFang TC" w:hAnsi="PingFang TC" w:eastAsia="PingFang TC"/>
               </w:rPr>
-              <w:t>擔任主講、專業答覆；規劃主題、大綱、宣傳、示範案例、回放與現場判斷。</w:t>
+              <w:t>烘焙專業與內容確認；直播主講；自動化銷售系統；網站內容上架與維護；ERP 建構。</w:t>
             </w:r>
           </w:p>
         </w:tc>
         <w:tc>
           <w:tcPr>
             <w:tcW w:type="dxa" w:w="4680"/>
-            <w:vAlign w:val="top"/>
           </w:tcPr>
           <w:p>
             <w:pPr>
-              <w:spacing w:after="60" w:line="252" w:lineRule="auto"/>
+              <w:spacing w:after="40"/>
             </w:pPr>
             <w:r>
               <w:rPr>
-                <w:rFonts w:ascii="STHeiti" w:hAnsi="STHeiti" w:eastAsia="STHeiti"/>
-                <w:sz w:val="18"/>
+                <w:rFonts w:ascii="PingFang TC" w:hAnsi="PingFang TC" w:eastAsia="PingFang TC"/>
               </w:rPr>
-              <w:t>不承諾固定直播規劃、每場到場或導播；到場須與當月拍攝日合併或另約。素材適合時可加值製作精華，但不承諾固定數量、規格、期限或修改。</w:t>
+              <w:t>短影音、旗艦長片、會員影片、社群圖文、SEO 文案、課程錄製與剪輯，以及 LINE／Email 名單經營。</w:t>
             </w:r>
           </w:p>
         </w:tc>
       </w:tr>
     </w:tbl>
-    <w:p/>
+    <w:p>
+      <w:r>
+        <w:rPr>
+          <w:rFonts w:ascii="PingFang TC" w:hAnsi="PingFang TC" w:eastAsia="PingFang TC"/>
+        </w:rPr>
+        <w:t>Sourdough Taiwan 每月舉辦一場基礎體驗，線上與實體月份交替；皆收取材料費 NT$500，實體需有適合場地設備並以 6–8 人開班。體驗、既有業者與科學做麵包學員皆可另行申請成為社區型烘焙坊夥伴。基本承諾為使用台灣小麥、固定販售認證酸麵包、向總部採購指定原料，以及回報銷售並提供優化。依銷量、採購與貢獻逐步解鎖黑麥、布里歐及免費輔導。體驗課實際教學、材料、場地與營運執行成本不含於本案內容製作月費。</w:t>
+      </w:r>
+    </w:p>
     <w:p>
       <w:pPr>
         <w:pStyle w:val="Heading1"/>
       </w:pPr>
       <w:r>
-        <w:t>十一　拍攝、交通與住宿</w:t>
+        <w:rPr>
+          <w:rFonts w:ascii="PingFang TC" w:hAnsi="PingFang TC" w:eastAsia="PingFang TC"/>
+        </w:rPr>
+        <w:t>九　拍攝、交通與住宿</w:t>
       </w:r>
     </w:p>
     <w:p>
       <w:r>
+        <w:rPr>
+          <w:rFonts w:ascii="PingFang TC" w:hAnsi="PingFang TC" w:eastAsia="PingFang TC"/>
+        </w:rPr>
         <w:t>一、全年 12 個集中拍攝工作日，原則每月 1 日。可依雙方行程前後移動或累積，但任一時間最多累積 2 日，且應在原月份後 3 個月內使用。</w:t>
       </w:r>
     </w:p>
     <w:p>
       <w:r>
+        <w:rPr>
+          <w:rFonts w:ascii="PingFang TC" w:hAnsi="PingFang TC" w:eastAsia="PingFang TC"/>
+        </w:rPr>
         <w:t>二、因甲方因素到期未用者失效；因乙方因素未完成者補拍或協議順延。甲方於拍攝日前 7 日內取消，原則視為已使用；不可抗力除外。遲到或超時不自動延長工作日。</w:t>
       </w:r>
     </w:p>
     <w:p>
       <w:r>
+        <w:rPr>
+          <w:rFonts w:ascii="PingFang TC" w:hAnsi="PingFang TC" w:eastAsia="PingFang TC"/>
+        </w:rPr>
         <w:t>三、每月一次往返竹北含於月費。區域行程可能三天兩夜，但本案只計其中一個拍攝工作日；住宿與其他日期不屬服務工時。甲方原則提供工作室住宿。增加往返、其他縣市、棚租、器材、臨時外拍或無法提供住宿時另議。</w:t>
       </w:r>
     </w:p>
@@ -1592,7 +1411,10 @@
         <w:pStyle w:val="Heading1"/>
       </w:pPr>
       <w:r>
-        <w:t>十二　每月製作流程</w:t>
+        <w:rPr>
+          <w:rFonts w:ascii="PingFang TC" w:hAnsi="PingFang TC" w:eastAsia="PingFang TC"/>
+        </w:rPr>
+        <w:t>十　每月製作流程與責任</w:t>
       </w:r>
     </w:p>
     <w:tbl>
@@ -1614,14 +1436,9 @@
             <w:shd w:fill="F3E8DC"/>
           </w:tcPr>
           <w:p>
-            <w:pPr>
-              <w:spacing w:after="60" w:line="252" w:lineRule="auto"/>
-            </w:pPr>
             <w:r>
               <w:rPr>
-                <w:rFonts w:ascii="STHeiti" w:hAnsi="STHeiti" w:eastAsia="STHeiti"/>
-                <w:b/>
-                <w:sz w:val="18"/>
+                <w:rFonts w:ascii="PingFang TC" w:hAnsi="PingFang TC" w:eastAsia="PingFang TC"/>
               </w:rPr>
               <w:t>步驟</w:t>
             </w:r>
@@ -1634,14 +1451,9 @@
             <w:shd w:fill="F3E8DC"/>
           </w:tcPr>
           <w:p>
-            <w:pPr>
-              <w:spacing w:after="60" w:line="252" w:lineRule="auto"/>
-            </w:pPr>
             <w:r>
               <w:rPr>
-                <w:rFonts w:ascii="STHeiti" w:hAnsi="STHeiti" w:eastAsia="STHeiti"/>
-                <w:b/>
-                <w:sz w:val="18"/>
+                <w:rFonts w:ascii="PingFang TC" w:hAnsi="PingFang TC" w:eastAsia="PingFang TC"/>
               </w:rPr>
               <w:t>雙方工作</w:t>
             </w:r>
@@ -1652,16 +1464,14 @@
         <w:tc>
           <w:tcPr>
             <w:tcW w:type="dxa" w:w="4680"/>
-            <w:vAlign w:val="top"/>
           </w:tcPr>
           <w:p>
             <w:pPr>
-              <w:spacing w:after="60" w:line="252" w:lineRule="auto"/>
+              <w:spacing w:after="40"/>
             </w:pPr>
             <w:r>
               <w:rPr>
-                <w:rFonts w:ascii="STHeiti" w:hAnsi="STHeiti" w:eastAsia="STHeiti"/>
-                <w:sz w:val="18"/>
+                <w:rFonts w:ascii="PingFang TC" w:hAnsi="PingFang TC" w:eastAsia="PingFang TC"/>
               </w:rPr>
               <w:t>1　規劃</w:t>
             </w:r>
@@ -1670,18 +1480,16 @@
         <w:tc>
           <w:tcPr>
             <w:tcW w:type="dxa" w:w="4680"/>
-            <w:vAlign w:val="top"/>
           </w:tcPr>
           <w:p>
             <w:pPr>
-              <w:spacing w:after="60" w:line="252" w:lineRule="auto"/>
+              <w:spacing w:after="40"/>
             </w:pPr>
             <w:r>
               <w:rPr>
-                <w:rFonts w:ascii="STHeiti" w:hAnsi="STHeiti" w:eastAsia="STHeiti"/>
-                <w:sz w:val="18"/>
+                <w:rFonts w:ascii="PingFang TC" w:hAnsi="PingFang TC" w:eastAsia="PingFang TC"/>
               </w:rPr>
-              <w:t>乙方依數據、問題與產品節點提出母題；甲方確認專業、產品與拍攝可行性。</w:t>
+              <w:t>乙方依數據與產品節點提出月度母題；甲方確認專業、產品與銷售資訊。</w:t>
             </w:r>
           </w:p>
         </w:tc>
@@ -1690,16 +1498,14 @@
         <w:tc>
           <w:tcPr>
             <w:tcW w:type="dxa" w:w="4680"/>
-            <w:vAlign w:val="top"/>
           </w:tcPr>
           <w:p>
             <w:pPr>
-              <w:spacing w:after="60" w:line="252" w:lineRule="auto"/>
+              <w:spacing w:after="40"/>
             </w:pPr>
             <w:r>
               <w:rPr>
-                <w:rFonts w:ascii="STHeiti" w:hAnsi="STHeiti" w:eastAsia="STHeiti"/>
-                <w:sz w:val="18"/>
+                <w:rFonts w:ascii="PingFang TC" w:hAnsi="PingFang TC" w:eastAsia="PingFang TC"/>
               </w:rPr>
               <w:t>2　準備</w:t>
             </w:r>
@@ -1708,18 +1514,16 @@
         <w:tc>
           <w:tcPr>
             <w:tcW w:type="dxa" w:w="4680"/>
-            <w:vAlign w:val="top"/>
           </w:tcPr>
           <w:p>
             <w:pPr>
-              <w:spacing w:after="60" w:line="252" w:lineRule="auto"/>
+              <w:spacing w:after="40"/>
             </w:pPr>
             <w:r>
               <w:rPr>
-                <w:rFonts w:ascii="STHeiti" w:hAnsi="STHeiti" w:eastAsia="STHeiti"/>
-                <w:sz w:val="18"/>
+                <w:rFonts w:ascii="PingFang TC" w:hAnsi="PingFang TC" w:eastAsia="PingFang TC"/>
               </w:rPr>
-              <w:t>甲方備妥產品、材料、場地、受訪者與必要權限；乙方整理腳本與拍攝表。</w:t>
+              <w:t>甲方備妥產品、材料、場地與必要權限；乙方整理腳本與拍攝表。</w:t>
             </w:r>
           </w:p>
         </w:tc>
@@ -1728,16 +1532,14 @@
         <w:tc>
           <w:tcPr>
             <w:tcW w:type="dxa" w:w="4680"/>
-            <w:vAlign w:val="top"/>
           </w:tcPr>
           <w:p>
             <w:pPr>
-              <w:spacing w:after="60" w:line="252" w:lineRule="auto"/>
+              <w:spacing w:after="40"/>
             </w:pPr>
             <w:r>
               <w:rPr>
-                <w:rFonts w:ascii="STHeiti" w:hAnsi="STHeiti" w:eastAsia="STHeiti"/>
-                <w:sz w:val="18"/>
+                <w:rFonts w:ascii="PingFang TC" w:hAnsi="PingFang TC" w:eastAsia="PingFang TC"/>
               </w:rPr>
               <w:t>3　拍攝</w:t>
             </w:r>
@@ -1746,18 +1548,16 @@
         <w:tc>
           <w:tcPr>
             <w:tcW w:type="dxa" w:w="4680"/>
-            <w:vAlign w:val="top"/>
           </w:tcPr>
           <w:p>
             <w:pPr>
-              <w:spacing w:after="60" w:line="252" w:lineRule="auto"/>
+              <w:spacing w:after="40"/>
             </w:pPr>
             <w:r>
               <w:rPr>
-                <w:rFonts w:ascii="STHeiti" w:hAnsi="STHeiti" w:eastAsia="STHeiti"/>
-                <w:sz w:val="18"/>
+                <w:rFonts w:ascii="PingFang TC" w:hAnsi="PingFang TC" w:eastAsia="PingFang TC"/>
               </w:rPr>
-              <w:t>集中完成短影音、會員、長片或課程所需素材，依當月優先順序執行。</w:t>
+              <w:t>集中取得短影音、會員、旗艦與課程素材。</w:t>
             </w:r>
           </w:p>
         </w:tc>
@@ -1766,16 +1566,14 @@
         <w:tc>
           <w:tcPr>
             <w:tcW w:type="dxa" w:w="4680"/>
-            <w:vAlign w:val="top"/>
           </w:tcPr>
           <w:p>
             <w:pPr>
-              <w:spacing w:after="60" w:line="252" w:lineRule="auto"/>
+              <w:spacing w:after="40"/>
             </w:pPr>
             <w:r>
               <w:rPr>
-                <w:rFonts w:ascii="STHeiti" w:hAnsi="STHeiti" w:eastAsia="STHeiti"/>
-                <w:sz w:val="18"/>
+                <w:rFonts w:ascii="PingFang TC" w:hAnsi="PingFang TC" w:eastAsia="PingFang TC"/>
               </w:rPr>
               <w:t>4　製作與確認</w:t>
             </w:r>
@@ -1784,18 +1582,16 @@
         <w:tc>
           <w:tcPr>
             <w:tcW w:type="dxa" w:w="4680"/>
-            <w:vAlign w:val="top"/>
           </w:tcPr>
           <w:p>
             <w:pPr>
-              <w:spacing w:after="60" w:line="252" w:lineRule="auto"/>
+              <w:spacing w:after="40"/>
             </w:pPr>
             <w:r>
               <w:rPr>
-                <w:rFonts w:ascii="STHeiti" w:hAnsi="STHeiti" w:eastAsia="STHeiti"/>
-                <w:sz w:val="18"/>
+                <w:rFonts w:ascii="PingFang TC" w:hAnsi="PingFang TC" w:eastAsia="PingFang TC"/>
               </w:rPr>
-              <w:t>乙方交付初版；甲方 7 個工作日內一次彙整意見。</w:t>
+              <w:t>乙方交初版；甲方 7 個工作日內一次彙整意見。</w:t>
             </w:r>
           </w:p>
         </w:tc>
@@ -1804,16 +1600,14 @@
         <w:tc>
           <w:tcPr>
             <w:tcW w:type="dxa" w:w="4680"/>
-            <w:vAlign w:val="top"/>
           </w:tcPr>
           <w:p>
             <w:pPr>
-              <w:spacing w:after="60" w:line="252" w:lineRule="auto"/>
+              <w:spacing w:after="40"/>
             </w:pPr>
             <w:r>
               <w:rPr>
-                <w:rFonts w:ascii="STHeiti" w:hAnsi="STHeiti" w:eastAsia="STHeiti"/>
-                <w:sz w:val="18"/>
+                <w:rFonts w:ascii="PingFang TC" w:hAnsi="PingFang TC" w:eastAsia="PingFang TC"/>
               </w:rPr>
               <w:t>5　發布與紀錄</w:t>
             </w:r>
@@ -1822,18 +1616,16 @@
         <w:tc>
           <w:tcPr>
             <w:tcW w:type="dxa" w:w="4680"/>
-            <w:vAlign w:val="top"/>
           </w:tcPr>
           <w:p>
             <w:pPr>
-              <w:spacing w:after="60" w:line="252" w:lineRule="auto"/>
+              <w:spacing w:after="40"/>
             </w:pPr>
             <w:r>
               <w:rPr>
-                <w:rFonts w:ascii="STHeiti" w:hAnsi="STHeiti" w:eastAsia="STHeiti"/>
-                <w:sz w:val="18"/>
+                <w:rFonts w:ascii="PingFang TC" w:hAnsi="PingFang TC" w:eastAsia="PingFang TC"/>
               </w:rPr>
-              <w:t>乙方依確認內容發布／交付，並在專案進度表記錄完成、連結與後續。</w:t>
+              <w:t>乙方依權限發布社群／影音或交付；甲方負責網站上架，雙方更新進度表。</w:t>
             </w:r>
           </w:p>
         </w:tc>
@@ -1842,16 +1634,14 @@
         <w:tc>
           <w:tcPr>
             <w:tcW w:type="dxa" w:w="4680"/>
-            <w:vAlign w:val="top"/>
           </w:tcPr>
           <w:p>
             <w:pPr>
-              <w:spacing w:after="60" w:line="252" w:lineRule="auto"/>
+              <w:spacing w:after="40"/>
             </w:pPr>
             <w:r>
               <w:rPr>
-                <w:rFonts w:ascii="STHeiti" w:hAnsi="STHeiti" w:eastAsia="STHeiti"/>
-                <w:sz w:val="18"/>
+                <w:rFonts w:ascii="PingFang TC" w:hAnsi="PingFang TC" w:eastAsia="PingFang TC"/>
               </w:rPr>
               <w:t>6　檢核</w:t>
             </w:r>
@@ -1860,18 +1650,16 @@
         <w:tc>
           <w:tcPr>
             <w:tcW w:type="dxa" w:w="4680"/>
-            <w:vAlign w:val="top"/>
           </w:tcPr>
           <w:p>
             <w:pPr>
-              <w:spacing w:after="60" w:line="252" w:lineRule="auto"/>
+              <w:spacing w:after="40"/>
             </w:pPr>
             <w:r>
               <w:rPr>
-                <w:rFonts w:ascii="STHeiti" w:hAnsi="STHeiti" w:eastAsia="STHeiti"/>
-                <w:sz w:val="18"/>
+                <w:rFonts w:ascii="PingFang TC" w:hAnsi="PingFang TC" w:eastAsia="PingFang TC"/>
               </w:rPr>
-              <w:t>每月看執行訊號；每季檢視內容、產品與會員假設是否調整。</w:t>
+              <w:t>每月檢查觸及、訂閱、名單、會員與購買；每季檢查課程與工坊招募。</w:t>
             </w:r>
           </w:p>
         </w:tc>
@@ -1883,12 +1671,18 @@
         <w:pStyle w:val="Heading1"/>
       </w:pPr>
       <w:r>
-        <w:t>十三　修改與驗收</w:t>
+        <w:rPr>
+          <w:rFonts w:ascii="PingFang TC" w:hAnsi="PingFang TC" w:eastAsia="PingFang TC"/>
+        </w:rPr>
+        <w:t>十一　修改與驗收</w:t>
       </w:r>
     </w:p>
     <w:p>
       <w:r>
-        <w:t>短影音、社群貼文、SEO 文稿、會員前導片、公開長片及課程影片，每件包含 2 次整合修改。甲方應於收到後 7 個工作日內一次彙整；逾期視為該版確認。免費修改限錯字、字幕、合理節奏與已確認方向的小幅調整。換題、推翻腳本、大幅重剪、重拍、新增版本或規格、全片人工逐字字幕、複雜動畫與圖解均另議。</w:t>
+        <w:rPr>
+          <w:rFonts w:ascii="PingFang TC" w:hAnsi="PingFang TC" w:eastAsia="PingFang TC"/>
+        </w:rPr>
+        <w:t>短影音、社群圖文、SEO 文稿、純會員影片、旗艦長片與課程影片，每件包含 2 次整合修改。甲方應於收到後 7 個工作日內一次彙整；逾期視為該版確認。免費修改限錯字、字幕、合理節奏與已確認方向的小幅調整。換題、推翻腳本、大幅重剪、重拍、新增版本或規格、複雜動畫與圖解均另議。</w:t>
       </w:r>
     </w:p>
     <w:p>
@@ -1896,11 +1690,17 @@
         <w:pStyle w:val="Heading1"/>
       </w:pPr>
       <w:r>
-        <w:t>十四　檔案交付與保存</w:t>
+        <w:rPr>
+          <w:rFonts w:ascii="PingFang TC" w:hAnsi="PingFang TC" w:eastAsia="PingFang TC"/>
+        </w:rPr>
+        <w:t>十二　檔案交付與保存</w:t>
       </w:r>
     </w:p>
     <w:p>
       <w:r>
+        <w:rPr>
+          <w:rFonts w:ascii="PingFang TC" w:hAnsi="PingFang TC" w:eastAsia="PingFang TC"/>
+        </w:rPr>
         <w:t>正式成品以網路硬碟、專案進度表或指定平台交付。正式成片與原始拍攝素材保存至正式契約期滿；期滿或終止後提供 30 日下載／移轉窗口，甲方應自行完整備份。期限後乙方可刪除。剪輯專案檔、工作模板、付費字型／外掛及未採用草稿不在一般移交範圍。</w:t>
       </w:r>
     </w:p>
@@ -1909,7 +1709,10 @@
         <w:pStyle w:val="Heading1"/>
       </w:pPr>
       <w:r>
-        <w:t>十五　不包含與另行報價</w:t>
+        <w:rPr>
+          <w:rFonts w:ascii="PingFang TC" w:hAnsi="PingFang TC" w:eastAsia="PingFang TC"/>
+        </w:rPr>
+        <w:t>十三　不包含與另行報價</w:t>
       </w:r>
     </w:p>
     <w:p>
@@ -1917,7 +1720,10 @@
         <w:pStyle w:val="ListBullet"/>
       </w:pPr>
       <w:r>
-        <w:t>廣告預算與媒體採買；網域、主機、網站／課程／電子郵件／金流等平台費。</w:t>
+        <w:rPr>
+          <w:rFonts w:ascii="PingFang TC" w:hAnsi="PingFang TC" w:eastAsia="PingFang TC"/>
+        </w:rPr>
+        <w:t>廣告預算與媒體採買；網域、主機、網站、課程、電子郵件、金流等平台費。</w:t>
       </w:r>
     </w:p>
     <w:p>
@@ -1925,7 +1731,10 @@
         <w:pStyle w:val="ListBullet"/>
       </w:pPr>
       <w:r>
-        <w:t>網站設計、程式開發、技術 SEO、金流串接、客服、出貨、退款、稅務及課程平台日常營運。</w:t>
+        <w:rPr>
+          <w:rFonts w:ascii="PingFang TC" w:hAnsi="PingFang TC" w:eastAsia="PingFang TC"/>
+        </w:rPr>
+        <w:t>網站設計、程式開發、技術 SEO、銷售自動化、ERP、金流串接、客服、出貨、退款、稅務及課程平台日常營運。</w:t>
       </w:r>
     </w:p>
     <w:p>
@@ -1933,6 +1742,9 @@
         <w:pStyle w:val="ListBullet"/>
       </w:pPr>
       <w:r>
+        <w:rPr>
+          <w:rFonts w:ascii="PingFang TC" w:hAnsi="PingFang TC" w:eastAsia="PingFang TC"/>
+        </w:rPr>
         <w:t>超出 12 個拍攝工作日、額外往返或地點、棚租、演員、配音、特殊器材與第三方授權。</w:t>
       </w:r>
     </w:p>
@@ -1941,7 +1753,10 @@
         <w:pStyle w:val="ListBullet"/>
       </w:pPr>
       <w:r>
-        <w:t>超出約定數量的內容、訪談或評論回覆；逐字稿、重大研究、重新定位、整批重拍或重製。</w:t>
+        <w:rPr>
+          <w:rFonts w:ascii="PingFang TC" w:hAnsi="PingFang TC" w:eastAsia="PingFang TC"/>
+        </w:rPr>
+        <w:t>超出約定數量的內容；逐字稿、重大研究、重新定位、整批重拍或重製。</w:t>
       </w:r>
     </w:p>
     <w:p>
@@ -1949,7 +1764,10 @@
         <w:pStyle w:val="ListBullet"/>
       </w:pPr>
       <w:r>
-        <w:t>直播固定企劃、每場導播與技術值守；直播精華的固定數量、時程與修改。</w:t>
+        <w:rPr>
+          <w:rFonts w:ascii="PingFang TC" w:hAnsi="PingFang TC" w:eastAsia="PingFang TC"/>
+        </w:rPr>
+        <w:t>直播固定現場導播、多機直播、額外場地、器材與技術值守；Sourdough Taiwan 體驗課之教學、材料、場地與活動執行成本。</w:t>
       </w:r>
     </w:p>
     <w:p>
@@ -1957,6 +1775,9 @@
         <w:pStyle w:val="ListBullet"/>
       </w:pPr>
       <w:r>
+        <w:rPr>
+          <w:rFonts w:ascii="PingFang TC" w:hAnsi="PingFang TC" w:eastAsia="PingFang TC"/>
+        </w:rPr>
         <w:t>複雜動畫、3D、科學圖解、多機精修、大量特效與全片人工逐字字幕。</w:t>
       </w:r>
     </w:p>
@@ -1965,16 +1786,25 @@
         <w:pStyle w:val="Heading1"/>
       </w:pPr>
       <w:r>
-        <w:t>十六　成效檢核與責任邊界</w:t>
+        <w:rPr>
+          <w:rFonts w:ascii="PingFang TC" w:hAnsi="PingFang TC" w:eastAsia="PingFang TC"/>
+        </w:rPr>
+        <w:t>十四　成效檢核與責任邊界</w:t>
       </w:r>
     </w:p>
     <w:p>
       <w:r>
-        <w:t>乙方負責完成約定的策略、研究、內容、發布協作與執行紀錄；甲方負責產品品質、專業正確性、銷售承諾、客戶服務、直播與實際履約。雙方以觀看與互動、直播參與、名單、購買、使用、完成、續訂與服務工時等實際訊號共同判斷，不以單一流量數字取代商業驗證。</w:t>
+        <w:rPr>
+          <w:rFonts w:ascii="PingFang TC" w:hAnsi="PingFang TC" w:eastAsia="PingFang TC"/>
+        </w:rPr>
+        <w:t>乙方負責完成約定的內容策略、影音、課程製作、SEO、名單經營與執行紀錄；甲方負責產品品質、專業正確性、銷售自動化、網站上架維護、ERP、直播與實際履約。雙方以觀看、訂閱、名單、會員、購買、使用、完成與工坊申請等實際訊號共同判斷。</w:t>
       </w:r>
     </w:p>
     <w:p>
       <w:r>
+        <w:rPr>
+          <w:rFonts w:ascii="PingFang TC" w:hAnsi="PingFang TC" w:eastAsia="PingFang TC"/>
+        </w:rPr>
         <w:t>乙方不保證觀看數、粉絲數、會員數、續訂率、搜尋排名、來店量、營收或課程銷售。平台政策、演算法、帳號狀況、甲方決策、產品與市場變化均可能影響成果。</w:t>
       </w:r>
     </w:p>
@@ -1983,7 +1813,10 @@
         <w:pStyle w:val="Heading1"/>
       </w:pPr>
       <w:r>
-        <w:t>十七　完成後留下的資產</w:t>
+        <w:rPr>
+          <w:rFonts w:ascii="PingFang TC" w:hAnsi="PingFang TC" w:eastAsia="PingFang TC"/>
+        </w:rPr>
+        <w:t>十五　完成後留下的資產</w:t>
       </w:r>
     </w:p>
     <w:p>
@@ -1991,7 +1824,10 @@
         <w:pStyle w:val="ListBullet"/>
       </w:pPr>
       <w:r>
-        <w:t>穩定可延續的品牌內容系統與 96 件年度社群內容。</w:t>
+        <w:rPr>
+          <w:rFonts w:ascii="PingFang TC" w:hAnsi="PingFang TC" w:eastAsia="PingFang TC"/>
+        </w:rPr>
+        <w:t>12 個月度主題、12 支旗艦長片、48 支短影音、48 則社群圖文與 12 篇 SEO 文稿。</w:t>
       </w:r>
     </w:p>
     <w:p>
@@ -1999,7 +1835,10 @@
         <w:pStyle w:val="ListBullet"/>
       </w:pPr>
       <w:r>
-        <w:t>12 支會員前導片、最多 4 支公開旗艦長片及 10–15 支課程影片。</w:t>
+        <w:rPr>
+          <w:rFonts w:ascii="PingFang TC" w:hAnsi="PingFang TC" w:eastAsia="PingFang TC"/>
+        </w:rPr>
+        <w:t>72 支純會員影片、12 次會員直播與旗艦延伸內容。</w:t>
       </w:r>
     </w:p>
     <w:p>
@@ -2007,7 +1846,10 @@
         <w:pStyle w:val="ListBullet"/>
       </w:pPr>
       <w:r>
-        <w:t>6 篇可上架的網站／SEO 文稿、Google Maps 維護紀錄與內容素材庫。</w:t>
+        <w:rPr>
+          <w:rFonts w:ascii="PingFang TC" w:hAnsi="PingFang TC" w:eastAsia="PingFang TC"/>
+        </w:rPr>
+        <w:t>每季一門、全年 4 門的『3 天做出＿＿麵包』入門課程資產。</w:t>
       </w:r>
     </w:p>
     <w:p>
@@ -2015,7 +1857,10 @@
         <w:pStyle w:val="ListBullet"/>
       </w:pPr>
       <w:r>
-        <w:t>最多 12 位真實使用者訪談及一份跨訪談痛點歸納。</w:t>
+        <w:rPr>
+          <w:rFonts w:ascii="PingFang TC" w:hAnsi="PingFang TC" w:eastAsia="PingFang TC"/>
+        </w:rPr>
+        <w:t>由公開流量、免費教育、入門課、會員、科學做麵包與社區型烘焙坊構成的完整事業路徑。</w:t>
       </w:r>
     </w:p>
     <w:p>
@@ -2023,7 +1868,10 @@
         <w:pStyle w:val="ListBullet"/>
       </w:pPr>
       <w:r>
-        <w:t>經市場驗證後更清楚的入門課、會員、進階課與高接觸服務路徑。</w:t>
+        <w:rPr>
+          <w:rFonts w:ascii="PingFang TC" w:hAnsi="PingFang TC" w:eastAsia="PingFang TC"/>
+        </w:rPr>
+        <w:t>Sourdough Taiwan 體驗、工坊申請、基本承諾、貢獻解鎖與十年 200 家擴張架構。</w:t>
       </w:r>
     </w:p>
     <w:p>
@@ -2031,11 +1879,17 @@
         <w:pStyle w:val="ListBullet"/>
       </w:pPr>
       <w:r>
+        <w:rPr>
+          <w:rFonts w:ascii="PingFang TC" w:hAnsi="PingFang TC" w:eastAsia="PingFang TC"/>
+        </w:rPr>
         <w:t>可由 Blessings Bakery 持續使用的正式成品、文稿與執行紀錄。</w:t>
       </w:r>
     </w:p>
     <w:p>
       <w:r>
+        <w:rPr>
+          <w:rFonts w:ascii="PingFang TC" w:hAnsi="PingFang TC" w:eastAsia="PingFang TC"/>
+        </w:rPr>
         <w:t>本服務說明書為合作契約附件。付款、智慧財產、保密、終止、不可抗力與爭議處理等權利義務，以雙方正式簽署之合作契約為準。</w:t>
       </w:r>
     </w:p>
@@ -2416,7 +2270,7 @@
       <w:spacing w:line="276" w:lineRule="auto" w:after="160"/>
     </w:pPr>
     <w:rPr>
-      <w:rFonts w:ascii="STHeiti" w:hAnsi="STHeiti" w:eastAsia="STHeiti"/>
+      <w:rFonts w:ascii="PingFang TC" w:hAnsi="PingFang TC" w:eastAsia="PingFang TC"/>
       <w:color w:val="000000"/>
       <w:sz w:val="22"/>
     </w:rPr>
@@ -2435,6 +2289,9 @@
       </w:tabs>
       <w:spacing w:after="0" w:line="240" w:lineRule="auto"/>
     </w:pPr>
+    <w:rPr>
+      <w:rFonts w:ascii="PingFang TC" w:hAnsi="PingFang TC" w:eastAsia="PingFang TC"/>
+    </w:rPr>
   </w:style>
   <w:style w:type="character" w:customStyle="1" w:styleId="HeaderChar">
     <w:name w:val="Header Char"/>
@@ -2442,6 +2299,9 @@
     <w:link w:val="Header"/>
     <w:uiPriority w:val="99"/>
     <w:rsid w:val="00E618BF"/>
+    <w:rPr>
+      <w:rFonts w:ascii="PingFang TC" w:hAnsi="PingFang TC" w:eastAsia="PingFang TC"/>
+    </w:rPr>
   </w:style>
   <w:style w:type="paragraph" w:styleId="Footer">
     <w:name w:val="footer"/>
@@ -2457,6 +2317,9 @@
       </w:tabs>
       <w:spacing w:after="0" w:line="240" w:lineRule="auto"/>
     </w:pPr>
+    <w:rPr>
+      <w:rFonts w:ascii="PingFang TC" w:hAnsi="PingFang TC" w:eastAsia="PingFang TC"/>
+    </w:rPr>
   </w:style>
   <w:style w:type="character" w:customStyle="1" w:styleId="FooterChar">
     <w:name w:val="Footer Char"/>
@@ -2464,6 +2327,9 @@
     <w:link w:val="Footer"/>
     <w:uiPriority w:val="99"/>
     <w:rsid w:val="00E618BF"/>
+    <w:rPr>
+      <w:rFonts w:ascii="PingFang TC" w:hAnsi="PingFang TC" w:eastAsia="PingFang TC"/>
+    </w:rPr>
   </w:style>
   <w:style w:type="paragraph" w:styleId="Heading1">
     <w:name w:val="heading 1"/>
@@ -2480,7 +2346,7 @@
       <w:outlineLvl w:val="0"/>
     </w:pPr>
     <w:rPr>
-      <w:rFonts w:asciiTheme="majorHAnsi" w:eastAsiaTheme="majorEastAsia" w:hAnsiTheme="majorHAnsi" w:cstheme="majorBidi" w:ascii="STHeiti" w:hAnsi="STHeiti" w:eastAsia="STHeiti"/>
+      <w:rFonts w:asciiTheme="majorHAnsi" w:eastAsiaTheme="majorEastAsia" w:hAnsiTheme="majorHAnsi" w:cstheme="majorBidi" w:ascii="PingFang TC" w:hAnsi="PingFang TC" w:eastAsia="PingFang TC"/>
       <w:b/>
       <w:bCs/>
       <w:color w:val="000000"/>
@@ -2504,7 +2370,7 @@
       <w:outlineLvl w:val="1"/>
     </w:pPr>
     <w:rPr>
-      <w:rFonts w:asciiTheme="majorHAnsi" w:eastAsiaTheme="majorEastAsia" w:hAnsiTheme="majorHAnsi" w:cstheme="majorBidi" w:ascii="STHeiti" w:hAnsi="STHeiti" w:eastAsia="STHeiti"/>
+      <w:rFonts w:asciiTheme="majorHAnsi" w:eastAsiaTheme="majorEastAsia" w:hAnsiTheme="majorHAnsi" w:cstheme="majorBidi" w:ascii="PingFang TC" w:hAnsi="PingFang TC" w:eastAsia="PingFang TC"/>
       <w:b/>
       <w:bCs/>
       <w:color w:val="000000"/>
@@ -2528,7 +2394,7 @@
       <w:outlineLvl w:val="2"/>
     </w:pPr>
     <w:rPr>
-      <w:rFonts w:asciiTheme="majorHAnsi" w:eastAsiaTheme="majorEastAsia" w:hAnsiTheme="majorHAnsi" w:cstheme="majorBidi" w:ascii="STHeiti" w:hAnsi="STHeiti" w:eastAsia="STHeiti"/>
+      <w:rFonts w:asciiTheme="majorHAnsi" w:eastAsiaTheme="majorEastAsia" w:hAnsiTheme="majorHAnsi" w:cstheme="majorBidi" w:ascii="PingFang TC" w:hAnsi="PingFang TC" w:eastAsia="PingFang TC"/>
       <w:b/>
       <w:bCs/>
       <w:color w:val="595959"/>
@@ -2552,7 +2418,7 @@
       <w:outlineLvl w:val="3"/>
     </w:pPr>
     <w:rPr>
-      <w:rFonts w:asciiTheme="majorHAnsi" w:eastAsiaTheme="majorEastAsia" w:hAnsiTheme="majorHAnsi" w:cstheme="majorBidi"/>
+      <w:rFonts w:asciiTheme="majorHAnsi" w:eastAsiaTheme="majorEastAsia" w:hAnsiTheme="majorHAnsi" w:cstheme="majorBidi" w:ascii="PingFang TC" w:hAnsi="PingFang TC" w:eastAsia="PingFang TC"/>
       <w:b/>
       <w:bCs/>
       <w:i/>
@@ -2577,7 +2443,7 @@
       <w:outlineLvl w:val="4"/>
     </w:pPr>
     <w:rPr>
-      <w:rFonts w:asciiTheme="majorHAnsi" w:eastAsiaTheme="majorEastAsia" w:hAnsiTheme="majorHAnsi" w:cstheme="majorBidi"/>
+      <w:rFonts w:asciiTheme="majorHAnsi" w:eastAsiaTheme="majorEastAsia" w:hAnsiTheme="majorHAnsi" w:cstheme="majorBidi" w:ascii="PingFang TC" w:hAnsi="PingFang TC" w:eastAsia="PingFang TC"/>
       <w:color w:val="243F60" w:themeColor="accent1" w:themeShade="7F"/>
     </w:rPr>
   </w:style>
@@ -2598,7 +2464,7 @@
       <w:outlineLvl w:val="5"/>
     </w:pPr>
     <w:rPr>
-      <w:rFonts w:asciiTheme="majorHAnsi" w:eastAsiaTheme="majorEastAsia" w:hAnsiTheme="majorHAnsi" w:cstheme="majorBidi"/>
+      <w:rFonts w:asciiTheme="majorHAnsi" w:eastAsiaTheme="majorEastAsia" w:hAnsiTheme="majorHAnsi" w:cstheme="majorBidi" w:ascii="PingFang TC" w:hAnsi="PingFang TC" w:eastAsia="PingFang TC"/>
       <w:i/>
       <w:iCs/>
       <w:color w:val="243F60" w:themeColor="accent1" w:themeShade="7F"/>
@@ -2621,7 +2487,7 @@
       <w:outlineLvl w:val="6"/>
     </w:pPr>
     <w:rPr>
-      <w:rFonts w:asciiTheme="majorHAnsi" w:eastAsiaTheme="majorEastAsia" w:hAnsiTheme="majorHAnsi" w:cstheme="majorBidi"/>
+      <w:rFonts w:asciiTheme="majorHAnsi" w:eastAsiaTheme="majorEastAsia" w:hAnsiTheme="majorHAnsi" w:cstheme="majorBidi" w:ascii="PingFang TC" w:hAnsi="PingFang TC" w:eastAsia="PingFang TC"/>
       <w:i/>
       <w:iCs/>
       <w:color w:val="404040" w:themeColor="text1" w:themeTint="BF"/>
@@ -2644,7 +2510,7 @@
       <w:outlineLvl w:val="7"/>
     </w:pPr>
     <w:rPr>
-      <w:rFonts w:asciiTheme="majorHAnsi" w:eastAsiaTheme="majorEastAsia" w:hAnsiTheme="majorHAnsi" w:cstheme="majorBidi"/>
+      <w:rFonts w:asciiTheme="majorHAnsi" w:eastAsiaTheme="majorEastAsia" w:hAnsiTheme="majorHAnsi" w:cstheme="majorBidi" w:ascii="PingFang TC" w:hAnsi="PingFang TC" w:eastAsia="PingFang TC"/>
       <w:color w:val="4F81BD" w:themeColor="accent1"/>
       <w:sz w:val="20"/>
       <w:szCs w:val="20"/>
@@ -2667,7 +2533,7 @@
       <w:outlineLvl w:val="8"/>
     </w:pPr>
     <w:rPr>
-      <w:rFonts w:asciiTheme="majorHAnsi" w:eastAsiaTheme="majorEastAsia" w:hAnsiTheme="majorHAnsi" w:cstheme="majorBidi"/>
+      <w:rFonts w:asciiTheme="majorHAnsi" w:eastAsiaTheme="majorEastAsia" w:hAnsiTheme="majorHAnsi" w:cstheme="majorBidi" w:ascii="PingFang TC" w:hAnsi="PingFang TC" w:eastAsia="PingFang TC"/>
       <w:i/>
       <w:iCs/>
       <w:color w:val="404040" w:themeColor="text1" w:themeTint="BF"/>
@@ -2680,12 +2546,18 @@
     <w:uiPriority w:val="1"/>
     <w:semiHidden/>
     <w:unhideWhenUsed/>
+    <w:rPr>
+      <w:rFonts w:ascii="PingFang TC" w:hAnsi="PingFang TC" w:eastAsia="PingFang TC"/>
+    </w:rPr>
   </w:style>
   <w:style w:type="table" w:default="1" w:styleId="TableNormal">
     <w:name w:val="Normal Table"/>
     <w:uiPriority w:val="99"/>
     <w:semiHidden/>
     <w:unhideWhenUsed/>
+    <w:rPr>
+      <w:rFonts w:ascii="PingFang TC" w:hAnsi="PingFang TC" w:eastAsia="PingFang TC"/>
+    </w:rPr>
     <w:tblPr>
       <w:tblInd w:w="0" w:type="dxa"/>
       <w:tblCellMar>
@@ -2710,6 +2582,9 @@
     <w:pPr>
       <w:spacing w:after="0" w:line="240" w:lineRule="auto"/>
     </w:pPr>
+    <w:rPr>
+      <w:rFonts w:ascii="PingFang TC" w:hAnsi="PingFang TC" w:eastAsia="PingFang TC"/>
+    </w:rPr>
   </w:style>
   <w:style w:type="character" w:customStyle="1" w:styleId="Heading1Char">
     <w:name w:val="Heading 1 Char"/>
@@ -2718,7 +2593,7 @@
     <w:uiPriority w:val="9"/>
     <w:rsid w:val="00FC693F"/>
     <w:rPr>
-      <w:rFonts w:asciiTheme="majorHAnsi" w:eastAsiaTheme="majorEastAsia" w:hAnsiTheme="majorHAnsi" w:cstheme="majorBidi"/>
+      <w:rFonts w:asciiTheme="majorHAnsi" w:eastAsiaTheme="majorEastAsia" w:hAnsiTheme="majorHAnsi" w:cstheme="majorBidi" w:ascii="PingFang TC" w:hAnsi="PingFang TC" w:eastAsia="PingFang TC"/>
       <w:b/>
       <w:bCs/>
       <w:color w:val="365F91" w:themeColor="accent1" w:themeShade="BF"/>
@@ -2733,7 +2608,7 @@
     <w:uiPriority w:val="9"/>
     <w:rsid w:val="00FC693F"/>
     <w:rPr>
-      <w:rFonts w:asciiTheme="majorHAnsi" w:eastAsiaTheme="majorEastAsia" w:hAnsiTheme="majorHAnsi" w:cstheme="majorBidi"/>
+      <w:rFonts w:asciiTheme="majorHAnsi" w:eastAsiaTheme="majorEastAsia" w:hAnsiTheme="majorHAnsi" w:cstheme="majorBidi" w:ascii="PingFang TC" w:hAnsi="PingFang TC" w:eastAsia="PingFang TC"/>
       <w:b/>
       <w:bCs/>
       <w:color w:val="4F81BD" w:themeColor="accent1"/>
@@ -2748,7 +2623,7 @@
     <w:uiPriority w:val="9"/>
     <w:rsid w:val="00FC693F"/>
     <w:rPr>
-      <w:rFonts w:asciiTheme="majorHAnsi" w:eastAsiaTheme="majorEastAsia" w:hAnsiTheme="majorHAnsi" w:cstheme="majorBidi"/>
+      <w:rFonts w:asciiTheme="majorHAnsi" w:eastAsiaTheme="majorEastAsia" w:hAnsiTheme="majorHAnsi" w:cstheme="majorBidi" w:ascii="PingFang TC" w:hAnsi="PingFang TC" w:eastAsia="PingFang TC"/>
       <w:b/>
       <w:bCs/>
       <w:color w:val="4F81BD" w:themeColor="accent1"/>
@@ -2767,7 +2642,7 @@
       <w:contextualSpacing/>
     </w:pPr>
     <w:rPr>
-      <w:rFonts w:asciiTheme="majorHAnsi" w:eastAsiaTheme="majorEastAsia" w:hAnsiTheme="majorHAnsi" w:cstheme="majorBidi"/>
+      <w:rFonts w:asciiTheme="majorHAnsi" w:eastAsiaTheme="majorEastAsia" w:hAnsiTheme="majorHAnsi" w:cstheme="majorBidi" w:ascii="PingFang TC" w:hAnsi="PingFang TC" w:eastAsia="PingFang TC"/>
       <w:color w:val="17365D" w:themeColor="text2" w:themeShade="BF"/>
       <w:spacing w:val="5"/>
       <w:kern w:val="28"/>
@@ -2782,7 +2657,7 @@
     <w:uiPriority w:val="10"/>
     <w:rsid w:val="00FC693F"/>
     <w:rPr>
-      <w:rFonts w:asciiTheme="majorHAnsi" w:eastAsiaTheme="majorEastAsia" w:hAnsiTheme="majorHAnsi" w:cstheme="majorBidi"/>
+      <w:rFonts w:asciiTheme="majorHAnsi" w:eastAsiaTheme="majorEastAsia" w:hAnsiTheme="majorHAnsi" w:cstheme="majorBidi" w:ascii="PingFang TC" w:hAnsi="PingFang TC" w:eastAsia="PingFang TC"/>
       <w:color w:val="17365D" w:themeColor="text2" w:themeShade="BF"/>
       <w:spacing w:val="5"/>
       <w:kern w:val="28"/>
@@ -2804,7 +2679,7 @@
       </w:numPr>
     </w:pPr>
     <w:rPr>
-      <w:rFonts w:asciiTheme="majorHAnsi" w:eastAsiaTheme="majorEastAsia" w:hAnsiTheme="majorHAnsi" w:cstheme="majorBidi"/>
+      <w:rFonts w:asciiTheme="majorHAnsi" w:eastAsiaTheme="majorEastAsia" w:hAnsiTheme="majorHAnsi" w:cstheme="majorBidi" w:ascii="PingFang TC" w:hAnsi="PingFang TC" w:eastAsia="PingFang TC"/>
       <w:i/>
       <w:iCs/>
       <w:color w:val="4F81BD" w:themeColor="accent1"/>
@@ -2820,7 +2695,7 @@
     <w:uiPriority w:val="11"/>
     <w:rsid w:val="00FC693F"/>
     <w:rPr>
-      <w:rFonts w:asciiTheme="majorHAnsi" w:eastAsiaTheme="majorEastAsia" w:hAnsiTheme="majorHAnsi" w:cstheme="majorBidi"/>
+      <w:rFonts w:asciiTheme="majorHAnsi" w:eastAsiaTheme="majorEastAsia" w:hAnsiTheme="majorHAnsi" w:cstheme="majorBidi" w:ascii="PingFang TC" w:hAnsi="PingFang TC" w:eastAsia="PingFang TC"/>
       <w:i/>
       <w:iCs/>
       <w:color w:val="4F81BD" w:themeColor="accent1"/>
@@ -2839,6 +2714,9 @@
       <w:ind w:left="720"/>
       <w:contextualSpacing/>
     </w:pPr>
+    <w:rPr>
+      <w:rFonts w:ascii="PingFang TC" w:hAnsi="PingFang TC" w:eastAsia="PingFang TC"/>
+    </w:rPr>
   </w:style>
   <w:style w:type="paragraph" w:styleId="BodyText">
     <w:name w:val="Body Text"/>
@@ -2850,6 +2728,9 @@
     <w:pPr>
       <w:spacing w:after="120"/>
     </w:pPr>
+    <w:rPr>
+      <w:rFonts w:ascii="PingFang TC" w:hAnsi="PingFang TC" w:eastAsia="PingFang TC"/>
+    </w:rPr>
   </w:style>
   <w:style w:type="character" w:customStyle="1" w:styleId="BodyTextChar">
     <w:name w:val="Body Text Char"/>
@@ -2857,6 +2738,9 @@
     <w:link w:val="BodyText"/>
     <w:uiPriority w:val="99"/>
     <w:rsid w:val="00AA1D8D"/>
+    <w:rPr>
+      <w:rFonts w:ascii="PingFang TC" w:hAnsi="PingFang TC" w:eastAsia="PingFang TC"/>
+    </w:rPr>
   </w:style>
   <w:style w:type="paragraph" w:styleId="BodyText2">
     <w:name w:val="Body Text 2"/>
@@ -2868,6 +2752,9 @@
     <w:pPr>
       <w:spacing w:after="120" w:line="480" w:lineRule="auto"/>
     </w:pPr>
+    <w:rPr>
+      <w:rFonts w:ascii="PingFang TC" w:hAnsi="PingFang TC" w:eastAsia="PingFang TC"/>
+    </w:rPr>
   </w:style>
   <w:style w:type="character" w:customStyle="1" w:styleId="BodyText2Char">
     <w:name w:val="Body Text 2 Char"/>
@@ -2875,6 +2762,9 @@
     <w:link w:val="BodyText2"/>
     <w:uiPriority w:val="99"/>
     <w:rsid w:val="00AA1D8D"/>
+    <w:rPr>
+      <w:rFonts w:ascii="PingFang TC" w:hAnsi="PingFang TC" w:eastAsia="PingFang TC"/>
+    </w:rPr>
   </w:style>
   <w:style w:type="paragraph" w:styleId="BodyText3">
     <w:name w:val="Body Text 3"/>
@@ -2887,6 +2777,7 @@
       <w:spacing w:after="120"/>
     </w:pPr>
     <w:rPr>
+      <w:rFonts w:ascii="PingFang TC" w:hAnsi="PingFang TC" w:eastAsia="PingFang TC"/>
       <w:sz w:val="16"/>
       <w:szCs w:val="16"/>
     </w:rPr>
@@ -2898,6 +2789,7 @@
     <w:uiPriority w:val="99"/>
     <w:rsid w:val="00AA1D8D"/>
     <w:rPr>
+      <w:rFonts w:ascii="PingFang TC" w:hAnsi="PingFang TC" w:eastAsia="PingFang TC"/>
       <w:sz w:val="16"/>
       <w:szCs w:val="16"/>
     </w:rPr>
@@ -2912,6 +2804,9 @@
       <w:ind w:left="360" w:hanging="360"/>
       <w:contextualSpacing/>
     </w:pPr>
+    <w:rPr>
+      <w:rFonts w:ascii="PingFang TC" w:hAnsi="PingFang TC" w:eastAsia="PingFang TC"/>
+    </w:rPr>
   </w:style>
   <w:style w:type="paragraph" w:styleId="List2">
     <w:name w:val="List 2"/>
@@ -2923,6 +2818,9 @@
       <w:ind w:left="720" w:hanging="360"/>
       <w:contextualSpacing/>
     </w:pPr>
+    <w:rPr>
+      <w:rFonts w:ascii="PingFang TC" w:hAnsi="PingFang TC" w:eastAsia="PingFang TC"/>
+    </w:rPr>
   </w:style>
   <w:style w:type="paragraph" w:styleId="List3">
     <w:name w:val="List 3"/>
@@ -2934,6 +2832,9 @@
       <w:ind w:left="1080" w:hanging="360"/>
       <w:contextualSpacing/>
     </w:pPr>
+    <w:rPr>
+      <w:rFonts w:ascii="PingFang TC" w:hAnsi="PingFang TC" w:eastAsia="PingFang TC"/>
+    </w:rPr>
   </w:style>
   <w:style w:type="paragraph" w:styleId="ListBullet">
     <w:name w:val="List Bullet"/>
@@ -2947,6 +2848,9 @@
       </w:numPr>
       <w:contextualSpacing/>
     </w:pPr>
+    <w:rPr>
+      <w:rFonts w:ascii="PingFang TC" w:hAnsi="PingFang TC" w:eastAsia="PingFang TC"/>
+    </w:rPr>
   </w:style>
   <w:style w:type="paragraph" w:styleId="ListBullet2">
     <w:name w:val="List Bullet 2"/>
@@ -2960,6 +2864,9 @@
       </w:numPr>
       <w:contextualSpacing/>
     </w:pPr>
+    <w:rPr>
+      <w:rFonts w:ascii="PingFang TC" w:hAnsi="PingFang TC" w:eastAsia="PingFang TC"/>
+    </w:rPr>
   </w:style>
   <w:style w:type="paragraph" w:styleId="ListBullet3">
     <w:name w:val="List Bullet 3"/>
@@ -2973,6 +2880,9 @@
       </w:numPr>
       <w:contextualSpacing/>
     </w:pPr>
+    <w:rPr>
+      <w:rFonts w:ascii="PingFang TC" w:hAnsi="PingFang TC" w:eastAsia="PingFang TC"/>
+    </w:rPr>
   </w:style>
   <w:style w:type="paragraph" w:styleId="ListNumber">
     <w:name w:val="List Number"/>
@@ -2986,6 +2896,9 @@
       </w:numPr>
       <w:contextualSpacing/>
     </w:pPr>
+    <w:rPr>
+      <w:rFonts w:ascii="PingFang TC" w:hAnsi="PingFang TC" w:eastAsia="PingFang TC"/>
+    </w:rPr>
   </w:style>
   <w:style w:type="paragraph" w:styleId="ListNumber2">
     <w:name w:val="List Number 2"/>
@@ -2999,6 +2912,9 @@
       </w:numPr>
       <w:contextualSpacing/>
     </w:pPr>
+    <w:rPr>
+      <w:rFonts w:ascii="PingFang TC" w:hAnsi="PingFang TC" w:eastAsia="PingFang TC"/>
+    </w:rPr>
   </w:style>
   <w:style w:type="paragraph" w:styleId="ListNumber3">
     <w:name w:val="List Number 3"/>
@@ -3012,6 +2928,9 @@
       </w:numPr>
       <w:contextualSpacing/>
     </w:pPr>
+    <w:rPr>
+      <w:rFonts w:ascii="PingFang TC" w:hAnsi="PingFang TC" w:eastAsia="PingFang TC"/>
+    </w:rPr>
   </w:style>
   <w:style w:type="paragraph" w:styleId="ListContinue">
     <w:name w:val="List Continue"/>
@@ -3024,6 +2943,9 @@
       <w:ind w:left="360"/>
       <w:contextualSpacing/>
     </w:pPr>
+    <w:rPr>
+      <w:rFonts w:ascii="PingFang TC" w:hAnsi="PingFang TC" w:eastAsia="PingFang TC"/>
+    </w:rPr>
   </w:style>
   <w:style w:type="paragraph" w:styleId="ListContinue2">
     <w:name w:val="List Continue 2"/>
@@ -3036,6 +2958,9 @@
       <w:ind w:left="720"/>
       <w:contextualSpacing/>
     </w:pPr>
+    <w:rPr>
+      <w:rFonts w:ascii="PingFang TC" w:hAnsi="PingFang TC" w:eastAsia="PingFang TC"/>
+    </w:rPr>
   </w:style>
   <w:style w:type="paragraph" w:styleId="ListContinue3">
     <w:name w:val="List Continue 3"/>
@@ -3048,6 +2973,9 @@
       <w:ind w:left="1080"/>
       <w:contextualSpacing/>
     </w:pPr>
+    <w:rPr>
+      <w:rFonts w:ascii="PingFang TC" w:hAnsi="PingFang TC" w:eastAsia="PingFang TC"/>
+    </w:rPr>
   </w:style>
   <w:style w:type="paragraph" w:styleId="MacroText">
     <w:name w:val="macro"/>
@@ -3067,7 +2995,7 @@
       </w:tabs>
     </w:pPr>
     <w:rPr>
-      <w:rFonts w:ascii="Courier" w:hAnsi="Courier"/>
+      <w:rFonts w:ascii="PingFang TC" w:hAnsi="PingFang TC" w:eastAsia="PingFang TC"/>
       <w:sz w:val="20"/>
       <w:szCs w:val="20"/>
     </w:rPr>
@@ -3079,7 +3007,7 @@
     <w:uiPriority w:val="99"/>
     <w:rsid w:val="0029639D"/>
     <w:rPr>
-      <w:rFonts w:ascii="Courier" w:hAnsi="Courier"/>
+      <w:rFonts w:ascii="PingFang TC" w:hAnsi="PingFang TC" w:eastAsia="PingFang TC"/>
       <w:sz w:val="20"/>
       <w:szCs w:val="20"/>
     </w:rPr>
@@ -3093,6 +3021,7 @@
     <w:qFormat/>
     <w:rsid w:val="00FC693F"/>
     <w:rPr>
+      <w:rFonts w:ascii="PingFang TC" w:hAnsi="PingFang TC" w:eastAsia="PingFang TC"/>
       <w:i/>
       <w:iCs/>
       <w:color w:val="000000" w:themeColor="text1"/>
@@ -3105,6 +3034,7 @@
     <w:uiPriority w:val="29"/>
     <w:rsid w:val="00FC693F"/>
     <w:rPr>
+      <w:rFonts w:ascii="PingFang TC" w:hAnsi="PingFang TC" w:eastAsia="PingFang TC"/>
       <w:i/>
       <w:iCs/>
       <w:color w:val="000000" w:themeColor="text1"/>
@@ -3118,7 +3048,7 @@
     <w:semiHidden/>
     <w:rsid w:val="00FC693F"/>
     <w:rPr>
-      <w:rFonts w:asciiTheme="majorHAnsi" w:eastAsiaTheme="majorEastAsia" w:hAnsiTheme="majorHAnsi" w:cstheme="majorBidi"/>
+      <w:rFonts w:asciiTheme="majorHAnsi" w:eastAsiaTheme="majorEastAsia" w:hAnsiTheme="majorHAnsi" w:cstheme="majorBidi" w:ascii="PingFang TC" w:hAnsi="PingFang TC" w:eastAsia="PingFang TC"/>
       <w:b/>
       <w:bCs/>
       <w:i/>
@@ -3134,7 +3064,7 @@
     <w:semiHidden/>
     <w:rsid w:val="00FC693F"/>
     <w:rPr>
-      <w:rFonts w:asciiTheme="majorHAnsi" w:eastAsiaTheme="majorEastAsia" w:hAnsiTheme="majorHAnsi" w:cstheme="majorBidi"/>
+      <w:rFonts w:asciiTheme="majorHAnsi" w:eastAsiaTheme="majorEastAsia" w:hAnsiTheme="majorHAnsi" w:cstheme="majorBidi" w:ascii="PingFang TC" w:hAnsi="PingFang TC" w:eastAsia="PingFang TC"/>
       <w:color w:val="243F60" w:themeColor="accent1" w:themeShade="7F"/>
     </w:rPr>
   </w:style>
@@ -3146,7 +3076,7 @@
     <w:semiHidden/>
     <w:rsid w:val="00FC693F"/>
     <w:rPr>
-      <w:rFonts w:asciiTheme="majorHAnsi" w:eastAsiaTheme="majorEastAsia" w:hAnsiTheme="majorHAnsi" w:cstheme="majorBidi"/>
+      <w:rFonts w:asciiTheme="majorHAnsi" w:eastAsiaTheme="majorEastAsia" w:hAnsiTheme="majorHAnsi" w:cstheme="majorBidi" w:ascii="PingFang TC" w:hAnsi="PingFang TC" w:eastAsia="PingFang TC"/>
       <w:i/>
       <w:iCs/>
       <w:color w:val="243F60" w:themeColor="accent1" w:themeShade="7F"/>
@@ -3160,7 +3090,7 @@
     <w:semiHidden/>
     <w:rsid w:val="00FC693F"/>
     <w:rPr>
-      <w:rFonts w:asciiTheme="majorHAnsi" w:eastAsiaTheme="majorEastAsia" w:hAnsiTheme="majorHAnsi" w:cstheme="majorBidi"/>
+      <w:rFonts w:asciiTheme="majorHAnsi" w:eastAsiaTheme="majorEastAsia" w:hAnsiTheme="majorHAnsi" w:cstheme="majorBidi" w:ascii="PingFang TC" w:hAnsi="PingFang TC" w:eastAsia="PingFang TC"/>
       <w:i/>
       <w:iCs/>
       <w:color w:val="404040" w:themeColor="text1" w:themeTint="BF"/>
@@ -3174,7 +3104,7 @@
     <w:semiHidden/>
     <w:rsid w:val="00FC693F"/>
     <w:rPr>
-      <w:rFonts w:asciiTheme="majorHAnsi" w:eastAsiaTheme="majorEastAsia" w:hAnsiTheme="majorHAnsi" w:cstheme="majorBidi"/>
+      <w:rFonts w:asciiTheme="majorHAnsi" w:eastAsiaTheme="majorEastAsia" w:hAnsiTheme="majorHAnsi" w:cstheme="majorBidi" w:ascii="PingFang TC" w:hAnsi="PingFang TC" w:eastAsia="PingFang TC"/>
       <w:color w:val="4F81BD" w:themeColor="accent1"/>
       <w:sz w:val="20"/>
       <w:szCs w:val="20"/>
@@ -3188,7 +3118,7 @@
     <w:semiHidden/>
     <w:rsid w:val="00FC693F"/>
     <w:rPr>
-      <w:rFonts w:asciiTheme="majorHAnsi" w:eastAsiaTheme="majorEastAsia" w:hAnsiTheme="majorHAnsi" w:cstheme="majorBidi"/>
+      <w:rFonts w:asciiTheme="majorHAnsi" w:eastAsiaTheme="majorEastAsia" w:hAnsiTheme="majorHAnsi" w:cstheme="majorBidi" w:ascii="PingFang TC" w:hAnsi="PingFang TC" w:eastAsia="PingFang TC"/>
       <w:i/>
       <w:iCs/>
       <w:color w:val="404040" w:themeColor="text1" w:themeTint="BF"/>
@@ -3209,6 +3139,7 @@
       <w:spacing w:line="240" w:lineRule="auto"/>
     </w:pPr>
     <w:rPr>
+      <w:rFonts w:ascii="PingFang TC" w:hAnsi="PingFang TC" w:eastAsia="PingFang TC"/>
       <w:b/>
       <w:bCs/>
       <w:color w:val="4F81BD" w:themeColor="accent1"/>
@@ -3223,6 +3154,7 @@
     <w:qFormat/>
     <w:rsid w:val="00FC693F"/>
     <w:rPr>
+      <w:rFonts w:ascii="PingFang TC" w:hAnsi="PingFang TC" w:eastAsia="PingFang TC"/>
       <w:b/>
       <w:bCs/>
     </w:rPr>
@@ -3234,6 +3166,7 @@
     <w:qFormat/>
     <w:rsid w:val="00FC693F"/>
     <w:rPr>
+      <w:rFonts w:ascii="PingFang TC" w:hAnsi="PingFang TC" w:eastAsia="PingFang TC"/>
       <w:i/>
       <w:iCs/>
     </w:rPr>
@@ -3254,6 +3187,7 @@
       <w:ind w:left="936" w:right="936"/>
     </w:pPr>
     <w:rPr>
+      <w:rFonts w:ascii="PingFang TC" w:hAnsi="PingFang TC" w:eastAsia="PingFang TC"/>
       <w:b/>
       <w:bCs/>
       <w:i/>
@@ -3268,6 +3202,7 @@
     <w:uiPriority w:val="30"/>
     <w:rsid w:val="00FC693F"/>
     <w:rPr>
+      <w:rFonts w:ascii="PingFang TC" w:hAnsi="PingFang TC" w:eastAsia="PingFang TC"/>
       <w:b/>
       <w:bCs/>
       <w:i/>
@@ -3282,6 +3217,7 @@
     <w:qFormat/>
     <w:rsid w:val="00FC693F"/>
     <w:rPr>
+      <w:rFonts w:ascii="PingFang TC" w:hAnsi="PingFang TC" w:eastAsia="PingFang TC"/>
       <w:i/>
       <w:iCs/>
       <w:color w:val="808080" w:themeColor="text1" w:themeTint="7F"/>
@@ -3294,6 +3230,7 @@
     <w:qFormat/>
     <w:rsid w:val="00FC693F"/>
     <w:rPr>
+      <w:rFonts w:ascii="PingFang TC" w:hAnsi="PingFang TC" w:eastAsia="PingFang TC"/>
       <w:b/>
       <w:bCs/>
       <w:i/>
@@ -3308,6 +3245,7 @@
     <w:qFormat/>
     <w:rsid w:val="00FC693F"/>
     <w:rPr>
+      <w:rFonts w:ascii="PingFang TC" w:hAnsi="PingFang TC" w:eastAsia="PingFang TC"/>
       <w:smallCaps/>
       <w:color w:val="C0504D" w:themeColor="accent2"/>
       <w:u w:val="single"/>
@@ -3320,6 +3258,7 @@
     <w:qFormat/>
     <w:rsid w:val="00FC693F"/>
     <w:rPr>
+      <w:rFonts w:ascii="PingFang TC" w:hAnsi="PingFang TC" w:eastAsia="PingFang TC"/>
       <w:b/>
       <w:bCs/>
       <w:smallCaps/>
@@ -3335,6 +3274,7 @@
     <w:qFormat/>
     <w:rsid w:val="00FC693F"/>
     <w:rPr>
+      <w:rFonts w:ascii="PingFang TC" w:hAnsi="PingFang TC" w:eastAsia="PingFang TC"/>
       <w:b/>
       <w:bCs/>
       <w:smallCaps/>
@@ -3353,6 +3293,9 @@
     <w:pPr>
       <w:outlineLvl w:val="9"/>
     </w:pPr>
+    <w:rPr>
+      <w:rFonts w:ascii="PingFang TC" w:hAnsi="PingFang TC" w:eastAsia="PingFang TC"/>
+    </w:rPr>
   </w:style>
   <w:style w:type="table" w:styleId="TableGrid">
     <w:name w:val="Table Grid"/>
@@ -3362,6 +3305,9 @@
     <w:pPr>
       <w:spacing w:after="0" w:line="240" w:lineRule="auto"/>
     </w:pPr>
+    <w:rPr>
+      <w:rFonts w:ascii="PingFang TC" w:hAnsi="PingFang TC" w:eastAsia="PingFang TC"/>
+    </w:rPr>
     <w:tblPr>
       <w:tblInd w:w="0" w:type="dxa"/>
       <w:tblBorders>
@@ -3389,6 +3335,7 @@
       <w:spacing w:after="0" w:line="240" w:lineRule="auto"/>
     </w:pPr>
     <w:rPr>
+      <w:rFonts w:ascii="PingFang TC" w:hAnsi="PingFang TC" w:eastAsia="PingFang TC"/>
       <w:color w:val="000000" w:themeColor="text1" w:themeShade="BF"/>
     </w:rPr>
     <w:tblPr>
@@ -3492,6 +3439,7 @@
       <w:spacing w:after="0" w:line="240" w:lineRule="auto"/>
     </w:pPr>
     <w:rPr>
+      <w:rFonts w:ascii="PingFang TC" w:hAnsi="PingFang TC" w:eastAsia="PingFang TC"/>
       <w:color w:val="365F91" w:themeColor="accent1" w:themeShade="BF"/>
     </w:rPr>
     <w:tblPr>
@@ -3595,6 +3543,7 @@
       <w:spacing w:after="0" w:line="240" w:lineRule="auto"/>
     </w:pPr>
     <w:rPr>
+      <w:rFonts w:ascii="PingFang TC" w:hAnsi="PingFang TC" w:eastAsia="PingFang TC"/>
       <w:color w:val="943634" w:themeColor="accent2" w:themeShade="BF"/>
     </w:rPr>
     <w:tblPr>
@@ -3698,6 +3647,7 @@
       <w:spacing w:after="0" w:line="240" w:lineRule="auto"/>
     </w:pPr>
     <w:rPr>
+      <w:rFonts w:ascii="PingFang TC" w:hAnsi="PingFang TC" w:eastAsia="PingFang TC"/>
       <w:color w:val="76923C" w:themeColor="accent3" w:themeShade="BF"/>
     </w:rPr>
     <w:tblPr>
@@ -3801,6 +3751,7 @@
       <w:spacing w:after="0" w:line="240" w:lineRule="auto"/>
     </w:pPr>
     <w:rPr>
+      <w:rFonts w:ascii="PingFang TC" w:hAnsi="PingFang TC" w:eastAsia="PingFang TC"/>
       <w:color w:val="5F497A" w:themeColor="accent4" w:themeShade="BF"/>
     </w:rPr>
     <w:tblPr>
@@ -3904,6 +3855,7 @@
       <w:spacing w:after="0" w:line="240" w:lineRule="auto"/>
     </w:pPr>
     <w:rPr>
+      <w:rFonts w:ascii="PingFang TC" w:hAnsi="PingFang TC" w:eastAsia="PingFang TC"/>
       <w:color w:val="31849B" w:themeColor="accent5" w:themeShade="BF"/>
     </w:rPr>
     <w:tblPr>
@@ -4007,6 +3959,7 @@
       <w:spacing w:after="0" w:line="240" w:lineRule="auto"/>
     </w:pPr>
     <w:rPr>
+      <w:rFonts w:ascii="PingFang TC" w:hAnsi="PingFang TC" w:eastAsia="PingFang TC"/>
       <w:color w:val="E36C0A" w:themeColor="accent6" w:themeShade="BF"/>
     </w:rPr>
     <w:tblPr>
@@ -4109,6 +4062,9 @@
     <w:pPr>
       <w:spacing w:after="0" w:line="240" w:lineRule="auto"/>
     </w:pPr>
+    <w:rPr>
+      <w:rFonts w:ascii="PingFang TC" w:hAnsi="PingFang TC" w:eastAsia="PingFang TC"/>
+    </w:rPr>
     <w:tblPr>
       <w:tblStyleRowBandSize w:val="1"/>
       <w:tblStyleColBandSize w:val="1"/>
@@ -4201,6 +4157,9 @@
     <w:pPr>
       <w:spacing w:after="0" w:line="240" w:lineRule="auto"/>
     </w:pPr>
+    <w:rPr>
+      <w:rFonts w:ascii="PingFang TC" w:hAnsi="PingFang TC" w:eastAsia="PingFang TC"/>
+    </w:rPr>
     <w:tblPr>
       <w:tblStyleRowBandSize w:val="1"/>
       <w:tblStyleColBandSize w:val="1"/>
@@ -4293,6 +4252,9 @@
     <w:pPr>
       <w:spacing w:after="0" w:line="240" w:lineRule="auto"/>
     </w:pPr>
+    <w:rPr>
+      <w:rFonts w:ascii="PingFang TC" w:hAnsi="PingFang TC" w:eastAsia="PingFang TC"/>
+    </w:rPr>
     <w:tblPr>
       <w:tblStyleRowBandSize w:val="1"/>
       <w:tblStyleColBandSize w:val="1"/>
@@ -4385,6 +4347,9 @@
     <w:pPr>
       <w:spacing w:after="0" w:line="240" w:lineRule="auto"/>
     </w:pPr>
+    <w:rPr>
+      <w:rFonts w:ascii="PingFang TC" w:hAnsi="PingFang TC" w:eastAsia="PingFang TC"/>
+    </w:rPr>
     <w:tblPr>
       <w:tblStyleRowBandSize w:val="1"/>
       <w:tblStyleColBandSize w:val="1"/>
@@ -4477,6 +4442,9 @@
     <w:pPr>
       <w:spacing w:after="0" w:line="240" w:lineRule="auto"/>
     </w:pPr>
+    <w:rPr>
+      <w:rFonts w:ascii="PingFang TC" w:hAnsi="PingFang TC" w:eastAsia="PingFang TC"/>
+    </w:rPr>
     <w:tblPr>
       <w:tblStyleRowBandSize w:val="1"/>
       <w:tblStyleColBandSize w:val="1"/>
@@ -4569,6 +4537,9 @@
     <w:pPr>
       <w:spacing w:after="0" w:line="240" w:lineRule="auto"/>
     </w:pPr>
+    <w:rPr>
+      <w:rFonts w:ascii="PingFang TC" w:hAnsi="PingFang TC" w:eastAsia="PingFang TC"/>
+    </w:rPr>
     <w:tblPr>
       <w:tblStyleRowBandSize w:val="1"/>
       <w:tblStyleColBandSize w:val="1"/>
@@ -4661,6 +4632,9 @@
     <w:pPr>
       <w:spacing w:after="0" w:line="240" w:lineRule="auto"/>
     </w:pPr>
+    <w:rPr>
+      <w:rFonts w:ascii="PingFang TC" w:hAnsi="PingFang TC" w:eastAsia="PingFang TC"/>
+    </w:rPr>
     <w:tblPr>
       <w:tblStyleRowBandSize w:val="1"/>
       <w:tblStyleColBandSize w:val="1"/>
@@ -4753,6 +4727,9 @@
     <w:pPr>
       <w:spacing w:after="0" w:line="240" w:lineRule="auto"/>
     </w:pPr>
+    <w:rPr>
+      <w:rFonts w:ascii="PingFang TC" w:hAnsi="PingFang TC" w:eastAsia="PingFang TC"/>
+    </w:rPr>
     <w:tblPr>
       <w:tblStyleRowBandSize w:val="1"/>
       <w:tblStyleColBandSize w:val="1"/>
@@ -4883,6 +4860,9 @@
     <w:pPr>
       <w:spacing w:after="0" w:line="240" w:lineRule="auto"/>
     </w:pPr>
+    <w:rPr>
+      <w:rFonts w:ascii="PingFang TC" w:hAnsi="PingFang TC" w:eastAsia="PingFang TC"/>
+    </w:rPr>
     <w:tblPr>
       <w:tblStyleRowBandSize w:val="1"/>
       <w:tblStyleColBandSize w:val="1"/>
@@ -5013,6 +4993,9 @@
     <w:pPr>
       <w:spacing w:after="0" w:line="240" w:lineRule="auto"/>
     </w:pPr>
+    <w:rPr>
+      <w:rFonts w:ascii="PingFang TC" w:hAnsi="PingFang TC" w:eastAsia="PingFang TC"/>
+    </w:rPr>
     <w:tblPr>
       <w:tblStyleRowBandSize w:val="1"/>
       <w:tblStyleColBandSize w:val="1"/>
@@ -5143,6 +5126,9 @@
     <w:pPr>
       <w:spacing w:after="0" w:line="240" w:lineRule="auto"/>
     </w:pPr>
+    <w:rPr>
+      <w:rFonts w:ascii="PingFang TC" w:hAnsi="PingFang TC" w:eastAsia="PingFang TC"/>
+    </w:rPr>
     <w:tblPr>
       <w:tblStyleRowBandSize w:val="1"/>
       <w:tblStyleColBandSize w:val="1"/>
@@ -5273,6 +5259,9 @@
     <w:pPr>
       <w:spacing w:after="0" w:line="240" w:lineRule="auto"/>
     </w:pPr>
+    <w:rPr>
+      <w:rFonts w:ascii="PingFang TC" w:hAnsi="PingFang TC" w:eastAsia="PingFang TC"/>
+    </w:rPr>
     <w:tblPr>
       <w:tblStyleRowBandSize w:val="1"/>
       <w:tblStyleColBandSize w:val="1"/>
@@ -5403,6 +5392,9 @@
     <w:pPr>
       <w:spacing w:after="0" w:line="240" w:lineRule="auto"/>
     </w:pPr>
+    <w:rPr>
+      <w:rFonts w:ascii="PingFang TC" w:hAnsi="PingFang TC" w:eastAsia="PingFang TC"/>
+    </w:rPr>
     <w:tblPr>
       <w:tblStyleRowBandSize w:val="1"/>
       <w:tblStyleColBandSize w:val="1"/>
@@ -5533,6 +5525,9 @@
     <w:pPr>
       <w:spacing w:after="0" w:line="240" w:lineRule="auto"/>
     </w:pPr>
+    <w:rPr>
+      <w:rFonts w:ascii="PingFang TC" w:hAnsi="PingFang TC" w:eastAsia="PingFang TC"/>
+    </w:rPr>
     <w:tblPr>
       <w:tblStyleRowBandSize w:val="1"/>
       <w:tblStyleColBandSize w:val="1"/>
@@ -5663,6 +5658,9 @@
     <w:pPr>
       <w:spacing w:after="0" w:line="240" w:lineRule="auto"/>
     </w:pPr>
+    <w:rPr>
+      <w:rFonts w:ascii="PingFang TC" w:hAnsi="PingFang TC" w:eastAsia="PingFang TC"/>
+    </w:rPr>
     <w:tblPr>
       <w:tblStyleRowBandSize w:val="1"/>
       <w:tblStyleColBandSize w:val="1"/>
@@ -5769,6 +5767,9 @@
     <w:pPr>
       <w:spacing w:after="0" w:line="240" w:lineRule="auto"/>
     </w:pPr>
+    <w:rPr>
+      <w:rFonts w:ascii="PingFang TC" w:hAnsi="PingFang TC" w:eastAsia="PingFang TC"/>
+    </w:rPr>
     <w:tblPr>
       <w:tblStyleRowBandSize w:val="1"/>
       <w:tblStyleColBandSize w:val="1"/>
@@ -5875,6 +5876,9 @@
     <w:pPr>
       <w:spacing w:after="0" w:line="240" w:lineRule="auto"/>
     </w:pPr>
+    <w:rPr>
+      <w:rFonts w:ascii="PingFang TC" w:hAnsi="PingFang TC" w:eastAsia="PingFang TC"/>
+    </w:rPr>
     <w:tblPr>
       <w:tblStyleRowBandSize w:val="1"/>
       <w:tblStyleColBandSize w:val="1"/>
@@ -5981,6 +5985,9 @@
     <w:pPr>
       <w:spacing w:after="0" w:line="240" w:lineRule="auto"/>
     </w:pPr>
+    <w:rPr>
+      <w:rFonts w:ascii="PingFang TC" w:hAnsi="PingFang TC" w:eastAsia="PingFang TC"/>
+    </w:rPr>
     <w:tblPr>
       <w:tblStyleRowBandSize w:val="1"/>
       <w:tblStyleColBandSize w:val="1"/>
@@ -6087,6 +6094,9 @@
     <w:pPr>
       <w:spacing w:after="0" w:line="240" w:lineRule="auto"/>
     </w:pPr>
+    <w:rPr>
+      <w:rFonts w:ascii="PingFang TC" w:hAnsi="PingFang TC" w:eastAsia="PingFang TC"/>
+    </w:rPr>
     <w:tblPr>
       <w:tblStyleRowBandSize w:val="1"/>
       <w:tblStyleColBandSize w:val="1"/>
@@ -6193,6 +6203,9 @@
     <w:pPr>
       <w:spacing w:after="0" w:line="240" w:lineRule="auto"/>
     </w:pPr>
+    <w:rPr>
+      <w:rFonts w:ascii="PingFang TC" w:hAnsi="PingFang TC" w:eastAsia="PingFang TC"/>
+    </w:rPr>
     <w:tblPr>
       <w:tblStyleRowBandSize w:val="1"/>
       <w:tblStyleColBandSize w:val="1"/>
@@ -6299,6 +6312,9 @@
     <w:pPr>
       <w:spacing w:after="0" w:line="240" w:lineRule="auto"/>
     </w:pPr>
+    <w:rPr>
+      <w:rFonts w:ascii="PingFang TC" w:hAnsi="PingFang TC" w:eastAsia="PingFang TC"/>
+    </w:rPr>
     <w:tblPr>
       <w:tblStyleRowBandSize w:val="1"/>
       <w:tblStyleColBandSize w:val="1"/>
@@ -6405,6 +6421,9 @@
     <w:pPr>
       <w:spacing w:after="0" w:line="240" w:lineRule="auto"/>
     </w:pPr>
+    <w:rPr>
+      <w:rFonts w:ascii="PingFang TC" w:hAnsi="PingFang TC" w:eastAsia="PingFang TC"/>
+    </w:rPr>
     <w:tblPr>
       <w:tblStyleRowBandSize w:val="1"/>
       <w:tblStyleColBandSize w:val="1"/>
@@ -6554,6 +6573,9 @@
     <w:pPr>
       <w:spacing w:after="0" w:line="240" w:lineRule="auto"/>
     </w:pPr>
+    <w:rPr>
+      <w:rFonts w:ascii="PingFang TC" w:hAnsi="PingFang TC" w:eastAsia="PingFang TC"/>
+    </w:rPr>
     <w:tblPr>
       <w:tblStyleRowBandSize w:val="1"/>
       <w:tblStyleColBandSize w:val="1"/>
@@ -6703,6 +6725,9 @@
     <w:pPr>
       <w:spacing w:after="0" w:line="240" w:lineRule="auto"/>
     </w:pPr>
+    <w:rPr>
+      <w:rFonts w:ascii="PingFang TC" w:hAnsi="PingFang TC" w:eastAsia="PingFang TC"/>
+    </w:rPr>
     <w:tblPr>
       <w:tblStyleRowBandSize w:val="1"/>
       <w:tblStyleColBandSize w:val="1"/>
@@ -6852,6 +6877,9 @@
     <w:pPr>
       <w:spacing w:after="0" w:line="240" w:lineRule="auto"/>
     </w:pPr>
+    <w:rPr>
+      <w:rFonts w:ascii="PingFang TC" w:hAnsi="PingFang TC" w:eastAsia="PingFang TC"/>
+    </w:rPr>
     <w:tblPr>
       <w:tblStyleRowBandSize w:val="1"/>
       <w:tblStyleColBandSize w:val="1"/>
@@ -7001,6 +7029,9 @@
     <w:pPr>
       <w:spacing w:after="0" w:line="240" w:lineRule="auto"/>
     </w:pPr>
+    <w:rPr>
+      <w:rFonts w:ascii="PingFang TC" w:hAnsi="PingFang TC" w:eastAsia="PingFang TC"/>
+    </w:rPr>
     <w:tblPr>
       <w:tblStyleRowBandSize w:val="1"/>
       <w:tblStyleColBandSize w:val="1"/>
@@ -7150,6 +7181,9 @@
     <w:pPr>
       <w:spacing w:after="0" w:line="240" w:lineRule="auto"/>
     </w:pPr>
+    <w:rPr>
+      <w:rFonts w:ascii="PingFang TC" w:hAnsi="PingFang TC" w:eastAsia="PingFang TC"/>
+    </w:rPr>
     <w:tblPr>
       <w:tblStyleRowBandSize w:val="1"/>
       <w:tblStyleColBandSize w:val="1"/>
@@ -7299,6 +7333,9 @@
     <w:pPr>
       <w:spacing w:after="0" w:line="240" w:lineRule="auto"/>
     </w:pPr>
+    <w:rPr>
+      <w:rFonts w:ascii="PingFang TC" w:hAnsi="PingFang TC" w:eastAsia="PingFang TC"/>
+    </w:rPr>
     <w:tblPr>
       <w:tblStyleRowBandSize w:val="1"/>
       <w:tblStyleColBandSize w:val="1"/>
@@ -7449,6 +7486,7 @@
       <w:spacing w:after="0" w:line="240" w:lineRule="auto"/>
     </w:pPr>
     <w:rPr>
+      <w:rFonts w:ascii="PingFang TC" w:hAnsi="PingFang TC" w:eastAsia="PingFang TC"/>
       <w:color w:val="000000" w:themeColor="text1"/>
     </w:rPr>
     <w:tblPr>
@@ -7533,6 +7571,7 @@
       <w:spacing w:after="0" w:line="240" w:lineRule="auto"/>
     </w:pPr>
     <w:rPr>
+      <w:rFonts w:ascii="PingFang TC" w:hAnsi="PingFang TC" w:eastAsia="PingFang TC"/>
       <w:color w:val="000000" w:themeColor="text1"/>
     </w:rPr>
     <w:tblPr>
@@ -7617,6 +7656,7 @@
       <w:spacing w:after="0" w:line="240" w:lineRule="auto"/>
     </w:pPr>
     <w:rPr>
+      <w:rFonts w:ascii="PingFang TC" w:hAnsi="PingFang TC" w:eastAsia="PingFang TC"/>
       <w:color w:val="000000" w:themeColor="text1"/>
     </w:rPr>
     <w:tblPr>
@@ -7701,6 +7741,7 @@
       <w:spacing w:after="0" w:line="240" w:lineRule="auto"/>
     </w:pPr>
     <w:rPr>
+      <w:rFonts w:ascii="PingFang TC" w:hAnsi="PingFang TC" w:eastAsia="PingFang TC"/>
       <w:color w:val="000000" w:themeColor="text1"/>
     </w:rPr>
     <w:tblPr>
@@ -7785,6 +7826,7 @@
       <w:spacing w:after="0" w:line="240" w:lineRule="auto"/>
     </w:pPr>
     <w:rPr>
+      <w:rFonts w:ascii="PingFang TC" w:hAnsi="PingFang TC" w:eastAsia="PingFang TC"/>
       <w:color w:val="000000" w:themeColor="text1"/>
     </w:rPr>
     <w:tblPr>
@@ -7869,6 +7911,7 @@
       <w:spacing w:after="0" w:line="240" w:lineRule="auto"/>
     </w:pPr>
     <w:rPr>
+      <w:rFonts w:ascii="PingFang TC" w:hAnsi="PingFang TC" w:eastAsia="PingFang TC"/>
       <w:color w:val="000000" w:themeColor="text1"/>
     </w:rPr>
     <w:tblPr>
@@ -7953,6 +7996,7 @@
       <w:spacing w:after="0" w:line="240" w:lineRule="auto"/>
     </w:pPr>
     <w:rPr>
+      <w:rFonts w:ascii="PingFang TC" w:hAnsi="PingFang TC" w:eastAsia="PingFang TC"/>
       <w:color w:val="000000" w:themeColor="text1"/>
     </w:rPr>
     <w:tblPr>
@@ -8037,7 +8081,7 @@
       <w:spacing w:after="0" w:line="240" w:lineRule="auto"/>
     </w:pPr>
     <w:rPr>
-      <w:rFonts w:asciiTheme="majorHAnsi" w:eastAsiaTheme="majorEastAsia" w:hAnsiTheme="majorHAnsi" w:cstheme="majorBidi"/>
+      <w:rFonts w:asciiTheme="majorHAnsi" w:eastAsiaTheme="majorEastAsia" w:hAnsiTheme="majorHAnsi" w:cstheme="majorBidi" w:ascii="PingFang TC" w:hAnsi="PingFang TC" w:eastAsia="PingFang TC"/>
       <w:color w:val="000000" w:themeColor="text1"/>
     </w:rPr>
     <w:tblPr>
@@ -8165,7 +8209,7 @@
       <w:spacing w:after="0" w:line="240" w:lineRule="auto"/>
     </w:pPr>
     <w:rPr>
-      <w:rFonts w:asciiTheme="majorHAnsi" w:eastAsiaTheme="majorEastAsia" w:hAnsiTheme="majorHAnsi" w:cstheme="majorBidi"/>
+      <w:rFonts w:asciiTheme="majorHAnsi" w:eastAsiaTheme="majorEastAsia" w:hAnsiTheme="majorHAnsi" w:cstheme="majorBidi" w:ascii="PingFang TC" w:hAnsi="PingFang TC" w:eastAsia="PingFang TC"/>
       <w:color w:val="000000" w:themeColor="text1"/>
     </w:rPr>
     <w:tblPr>
@@ -8293,7 +8337,7 @@
       <w:spacing w:after="0" w:line="240" w:lineRule="auto"/>
     </w:pPr>
     <w:rPr>
-      <w:rFonts w:asciiTheme="majorHAnsi" w:eastAsiaTheme="majorEastAsia" w:hAnsiTheme="majorHAnsi" w:cstheme="majorBidi"/>
+      <w:rFonts w:asciiTheme="majorHAnsi" w:eastAsiaTheme="majorEastAsia" w:hAnsiTheme="majorHAnsi" w:cstheme="majorBidi" w:ascii="PingFang TC" w:hAnsi="PingFang TC" w:eastAsia="PingFang TC"/>
       <w:color w:val="000000" w:themeColor="text1"/>
     </w:rPr>
     <w:tblPr>
@@ -8421,7 +8465,7 @@
       <w:spacing w:after="0" w:line="240" w:lineRule="auto"/>
     </w:pPr>
     <w:rPr>
-      <w:rFonts w:asciiTheme="majorHAnsi" w:eastAsiaTheme="majorEastAsia" w:hAnsiTheme="majorHAnsi" w:cstheme="majorBidi"/>
+      <w:rFonts w:asciiTheme="majorHAnsi" w:eastAsiaTheme="majorEastAsia" w:hAnsiTheme="majorHAnsi" w:cstheme="majorBidi" w:ascii="PingFang TC" w:hAnsi="PingFang TC" w:eastAsia="PingFang TC"/>
       <w:color w:val="000000" w:themeColor="text1"/>
     </w:rPr>
     <w:tblPr>
@@ -8549,7 +8593,7 @@
       <w:spacing w:after="0" w:line="240" w:lineRule="auto"/>
     </w:pPr>
     <w:rPr>
-      <w:rFonts w:asciiTheme="majorHAnsi" w:eastAsiaTheme="majorEastAsia" w:hAnsiTheme="majorHAnsi" w:cstheme="majorBidi"/>
+      <w:rFonts w:asciiTheme="majorHAnsi" w:eastAsiaTheme="majorEastAsia" w:hAnsiTheme="majorHAnsi" w:cstheme="majorBidi" w:ascii="PingFang TC" w:hAnsi="PingFang TC" w:eastAsia="PingFang TC"/>
       <w:color w:val="000000" w:themeColor="text1"/>
     </w:rPr>
     <w:tblPr>
@@ -8677,7 +8721,7 @@
       <w:spacing w:after="0" w:line="240" w:lineRule="auto"/>
     </w:pPr>
     <w:rPr>
-      <w:rFonts w:asciiTheme="majorHAnsi" w:eastAsiaTheme="majorEastAsia" w:hAnsiTheme="majorHAnsi" w:cstheme="majorBidi"/>
+      <w:rFonts w:asciiTheme="majorHAnsi" w:eastAsiaTheme="majorEastAsia" w:hAnsiTheme="majorHAnsi" w:cstheme="majorBidi" w:ascii="PingFang TC" w:hAnsi="PingFang TC" w:eastAsia="PingFang TC"/>
       <w:color w:val="000000" w:themeColor="text1"/>
     </w:rPr>
     <w:tblPr>
@@ -8805,7 +8849,7 @@
       <w:spacing w:after="0" w:line="240" w:lineRule="auto"/>
     </w:pPr>
     <w:rPr>
-      <w:rFonts w:asciiTheme="majorHAnsi" w:eastAsiaTheme="majorEastAsia" w:hAnsiTheme="majorHAnsi" w:cstheme="majorBidi"/>
+      <w:rFonts w:asciiTheme="majorHAnsi" w:eastAsiaTheme="majorEastAsia" w:hAnsiTheme="majorHAnsi" w:cstheme="majorBidi" w:ascii="PingFang TC" w:hAnsi="PingFang TC" w:eastAsia="PingFang TC"/>
       <w:color w:val="000000" w:themeColor="text1"/>
     </w:rPr>
     <w:tblPr>
@@ -8932,6 +8976,9 @@
     <w:pPr>
       <w:spacing w:after="0" w:line="240" w:lineRule="auto"/>
     </w:pPr>
+    <w:rPr>
+      <w:rFonts w:ascii="PingFang TC" w:hAnsi="PingFang TC" w:eastAsia="PingFang TC"/>
+    </w:rPr>
     <w:tblPr>
       <w:tblStyleRowBandSize w:val="1"/>
       <w:tblStyleColBandSize w:val="1"/>
@@ -9005,6 +9052,9 @@
     <w:pPr>
       <w:spacing w:after="0" w:line="240" w:lineRule="auto"/>
     </w:pPr>
+    <w:rPr>
+      <w:rFonts w:ascii="PingFang TC" w:hAnsi="PingFang TC" w:eastAsia="PingFang TC"/>
+    </w:rPr>
     <w:tblPr>
       <w:tblStyleRowBandSize w:val="1"/>
       <w:tblStyleColBandSize w:val="1"/>
@@ -9078,6 +9128,9 @@
     <w:pPr>
       <w:spacing w:after="0" w:line="240" w:lineRule="auto"/>
     </w:pPr>
+    <w:rPr>
+      <w:rFonts w:ascii="PingFang TC" w:hAnsi="PingFang TC" w:eastAsia="PingFang TC"/>
+    </w:rPr>
     <w:tblPr>
       <w:tblStyleRowBandSize w:val="1"/>
       <w:tblStyleColBandSize w:val="1"/>
@@ -9151,6 +9204,9 @@
     <w:pPr>
       <w:spacing w:after="0" w:line="240" w:lineRule="auto"/>
     </w:pPr>
+    <w:rPr>
+      <w:rFonts w:ascii="PingFang TC" w:hAnsi="PingFang TC" w:eastAsia="PingFang TC"/>
+    </w:rPr>
     <w:tblPr>
       <w:tblStyleRowBandSize w:val="1"/>
       <w:tblStyleColBandSize w:val="1"/>
@@ -9224,6 +9280,9 @@
     <w:pPr>
       <w:spacing w:after="0" w:line="240" w:lineRule="auto"/>
     </w:pPr>
+    <w:rPr>
+      <w:rFonts w:ascii="PingFang TC" w:hAnsi="PingFang TC" w:eastAsia="PingFang TC"/>
+    </w:rPr>
     <w:tblPr>
       <w:tblStyleRowBandSize w:val="1"/>
       <w:tblStyleColBandSize w:val="1"/>
@@ -9297,6 +9356,9 @@
     <w:pPr>
       <w:spacing w:after="0" w:line="240" w:lineRule="auto"/>
     </w:pPr>
+    <w:rPr>
+      <w:rFonts w:ascii="PingFang TC" w:hAnsi="PingFang TC" w:eastAsia="PingFang TC"/>
+    </w:rPr>
     <w:tblPr>
       <w:tblStyleRowBandSize w:val="1"/>
       <w:tblStyleColBandSize w:val="1"/>
@@ -9370,6 +9432,9 @@
     <w:pPr>
       <w:spacing w:after="0" w:line="240" w:lineRule="auto"/>
     </w:pPr>
+    <w:rPr>
+      <w:rFonts w:ascii="PingFang TC" w:hAnsi="PingFang TC" w:eastAsia="PingFang TC"/>
+    </w:rPr>
     <w:tblPr>
       <w:tblStyleRowBandSize w:val="1"/>
       <w:tblStyleColBandSize w:val="1"/>
@@ -9444,7 +9509,7 @@
       <w:spacing w:after="0" w:line="240" w:lineRule="auto"/>
     </w:pPr>
     <w:rPr>
-      <w:rFonts w:asciiTheme="majorHAnsi" w:eastAsiaTheme="majorEastAsia" w:hAnsiTheme="majorHAnsi" w:cstheme="majorBidi"/>
+      <w:rFonts w:asciiTheme="majorHAnsi" w:eastAsiaTheme="majorEastAsia" w:hAnsiTheme="majorHAnsi" w:cstheme="majorBidi" w:ascii="PingFang TC" w:hAnsi="PingFang TC" w:eastAsia="PingFang TC"/>
       <w:color w:val="000000" w:themeColor="text1"/>
     </w:rPr>
     <w:tblPr>
@@ -9569,7 +9634,7 @@
       <w:spacing w:after="0" w:line="240" w:lineRule="auto"/>
     </w:pPr>
     <w:rPr>
-      <w:rFonts w:asciiTheme="majorHAnsi" w:eastAsiaTheme="majorEastAsia" w:hAnsiTheme="majorHAnsi" w:cstheme="majorBidi"/>
+      <w:rFonts w:asciiTheme="majorHAnsi" w:eastAsiaTheme="majorEastAsia" w:hAnsiTheme="majorHAnsi" w:cstheme="majorBidi" w:ascii="PingFang TC" w:hAnsi="PingFang TC" w:eastAsia="PingFang TC"/>
       <w:color w:val="000000" w:themeColor="text1"/>
     </w:rPr>
     <w:tblPr>
@@ -9694,7 +9759,7 @@
       <w:spacing w:after="0" w:line="240" w:lineRule="auto"/>
     </w:pPr>
     <w:rPr>
-      <w:rFonts w:asciiTheme="majorHAnsi" w:eastAsiaTheme="majorEastAsia" w:hAnsiTheme="majorHAnsi" w:cstheme="majorBidi"/>
+      <w:rFonts w:asciiTheme="majorHAnsi" w:eastAsiaTheme="majorEastAsia" w:hAnsiTheme="majorHAnsi" w:cstheme="majorBidi" w:ascii="PingFang TC" w:hAnsi="PingFang TC" w:eastAsia="PingFang TC"/>
       <w:color w:val="000000" w:themeColor="text1"/>
     </w:rPr>
     <w:tblPr>
@@ -9819,7 +9884,7 @@
       <w:spacing w:after="0" w:line="240" w:lineRule="auto"/>
     </w:pPr>
     <w:rPr>
-      <w:rFonts w:asciiTheme="majorHAnsi" w:eastAsiaTheme="majorEastAsia" w:hAnsiTheme="majorHAnsi" w:cstheme="majorBidi"/>
+      <w:rFonts w:asciiTheme="majorHAnsi" w:eastAsiaTheme="majorEastAsia" w:hAnsiTheme="majorHAnsi" w:cstheme="majorBidi" w:ascii="PingFang TC" w:hAnsi="PingFang TC" w:eastAsia="PingFang TC"/>
       <w:color w:val="000000" w:themeColor="text1"/>
     </w:rPr>
     <w:tblPr>
@@ -9944,7 +10009,7 @@
       <w:spacing w:after="0" w:line="240" w:lineRule="auto"/>
     </w:pPr>
     <w:rPr>
-      <w:rFonts w:asciiTheme="majorHAnsi" w:eastAsiaTheme="majorEastAsia" w:hAnsiTheme="majorHAnsi" w:cstheme="majorBidi"/>
+      <w:rFonts w:asciiTheme="majorHAnsi" w:eastAsiaTheme="majorEastAsia" w:hAnsiTheme="majorHAnsi" w:cstheme="majorBidi" w:ascii="PingFang TC" w:hAnsi="PingFang TC" w:eastAsia="PingFang TC"/>
       <w:color w:val="000000" w:themeColor="text1"/>
     </w:rPr>
     <w:tblPr>
@@ -10069,7 +10134,7 @@
       <w:spacing w:after="0" w:line="240" w:lineRule="auto"/>
     </w:pPr>
     <w:rPr>
-      <w:rFonts w:asciiTheme="majorHAnsi" w:eastAsiaTheme="majorEastAsia" w:hAnsiTheme="majorHAnsi" w:cstheme="majorBidi"/>
+      <w:rFonts w:asciiTheme="majorHAnsi" w:eastAsiaTheme="majorEastAsia" w:hAnsiTheme="majorHAnsi" w:cstheme="majorBidi" w:ascii="PingFang TC" w:hAnsi="PingFang TC" w:eastAsia="PingFang TC"/>
       <w:color w:val="000000" w:themeColor="text1"/>
     </w:rPr>
     <w:tblPr>
@@ -10194,7 +10259,7 @@
       <w:spacing w:after="0" w:line="240" w:lineRule="auto"/>
     </w:pPr>
     <w:rPr>
-      <w:rFonts w:asciiTheme="majorHAnsi" w:eastAsiaTheme="majorEastAsia" w:hAnsiTheme="majorHAnsi" w:cstheme="majorBidi"/>
+      <w:rFonts w:asciiTheme="majorHAnsi" w:eastAsiaTheme="majorEastAsia" w:hAnsiTheme="majorHAnsi" w:cstheme="majorBidi" w:ascii="PingFang TC" w:hAnsi="PingFang TC" w:eastAsia="PingFang TC"/>
       <w:color w:val="000000" w:themeColor="text1"/>
     </w:rPr>
     <w:tblPr>
@@ -10318,6 +10383,9 @@
     <w:pPr>
       <w:spacing w:after="0" w:line="240" w:lineRule="auto"/>
     </w:pPr>
+    <w:rPr>
+      <w:rFonts w:ascii="PingFang TC" w:hAnsi="PingFang TC" w:eastAsia="PingFang TC"/>
+    </w:rPr>
     <w:tblPr>
       <w:tblStyleRowBandSize w:val="1"/>
       <w:tblStyleColBandSize w:val="1"/>
@@ -10459,6 +10527,9 @@
     <w:pPr>
       <w:spacing w:after="0" w:line="240" w:lineRule="auto"/>
     </w:pPr>
+    <w:rPr>
+      <w:rFonts w:ascii="PingFang TC" w:hAnsi="PingFang TC" w:eastAsia="PingFang TC"/>
+    </w:rPr>
     <w:tblPr>
       <w:tblStyleRowBandSize w:val="1"/>
       <w:tblStyleColBandSize w:val="1"/>
@@ -10600,6 +10671,9 @@
     <w:pPr>
       <w:spacing w:after="0" w:line="240" w:lineRule="auto"/>
     </w:pPr>
+    <w:rPr>
+      <w:rFonts w:ascii="PingFang TC" w:hAnsi="PingFang TC" w:eastAsia="PingFang TC"/>
+    </w:rPr>
     <w:tblPr>
       <w:tblStyleRowBandSize w:val="1"/>
       <w:tblStyleColBandSize w:val="1"/>
@@ -10741,6 +10815,9 @@
     <w:pPr>
       <w:spacing w:after="0" w:line="240" w:lineRule="auto"/>
     </w:pPr>
+    <w:rPr>
+      <w:rFonts w:ascii="PingFang TC" w:hAnsi="PingFang TC" w:eastAsia="PingFang TC"/>
+    </w:rPr>
     <w:tblPr>
       <w:tblStyleRowBandSize w:val="1"/>
       <w:tblStyleColBandSize w:val="1"/>
@@ -10882,6 +10959,9 @@
     <w:pPr>
       <w:spacing w:after="0" w:line="240" w:lineRule="auto"/>
     </w:pPr>
+    <w:rPr>
+      <w:rFonts w:ascii="PingFang TC" w:hAnsi="PingFang TC" w:eastAsia="PingFang TC"/>
+    </w:rPr>
     <w:tblPr>
       <w:tblStyleRowBandSize w:val="1"/>
       <w:tblStyleColBandSize w:val="1"/>
@@ -11023,6 +11103,9 @@
     <w:pPr>
       <w:spacing w:after="0" w:line="240" w:lineRule="auto"/>
     </w:pPr>
+    <w:rPr>
+      <w:rFonts w:ascii="PingFang TC" w:hAnsi="PingFang TC" w:eastAsia="PingFang TC"/>
+    </w:rPr>
     <w:tblPr>
       <w:tblStyleRowBandSize w:val="1"/>
       <w:tblStyleColBandSize w:val="1"/>
@@ -11164,6 +11247,9 @@
     <w:pPr>
       <w:spacing w:after="0" w:line="240" w:lineRule="auto"/>
     </w:pPr>
+    <w:rPr>
+      <w:rFonts w:ascii="PingFang TC" w:hAnsi="PingFang TC" w:eastAsia="PingFang TC"/>
+    </w:rPr>
     <w:tblPr>
       <w:tblStyleRowBandSize w:val="1"/>
       <w:tblStyleColBandSize w:val="1"/>
@@ -11306,6 +11392,7 @@
       <w:spacing w:after="0" w:line="240" w:lineRule="auto"/>
     </w:pPr>
     <w:rPr>
+      <w:rFonts w:ascii="PingFang TC" w:hAnsi="PingFang TC" w:eastAsia="PingFang TC"/>
       <w:color w:val="FFFFFF" w:themeColor="background1"/>
     </w:rPr>
     <w:tblPr>
@@ -11420,6 +11507,7 @@
       <w:spacing w:after="0" w:line="240" w:lineRule="auto"/>
     </w:pPr>
     <w:rPr>
+      <w:rFonts w:ascii="PingFang TC" w:hAnsi="PingFang TC" w:eastAsia="PingFang TC"/>
       <w:color w:val="FFFFFF" w:themeColor="background1"/>
     </w:rPr>
     <w:tblPr>
@@ -11534,6 +11622,7 @@
       <w:spacing w:after="0" w:line="240" w:lineRule="auto"/>
     </w:pPr>
     <w:rPr>
+      <w:rFonts w:ascii="PingFang TC" w:hAnsi="PingFang TC" w:eastAsia="PingFang TC"/>
       <w:color w:val="FFFFFF" w:themeColor="background1"/>
     </w:rPr>
     <w:tblPr>
@@ -11648,6 +11737,7 @@
       <w:spacing w:after="0" w:line="240" w:lineRule="auto"/>
     </w:pPr>
     <w:rPr>
+      <w:rFonts w:ascii="PingFang TC" w:hAnsi="PingFang TC" w:eastAsia="PingFang TC"/>
       <w:color w:val="FFFFFF" w:themeColor="background1"/>
     </w:rPr>
     <w:tblPr>
@@ -11762,6 +11852,7 @@
       <w:spacing w:after="0" w:line="240" w:lineRule="auto"/>
     </w:pPr>
     <w:rPr>
+      <w:rFonts w:ascii="PingFang TC" w:hAnsi="PingFang TC" w:eastAsia="PingFang TC"/>
       <w:color w:val="FFFFFF" w:themeColor="background1"/>
     </w:rPr>
     <w:tblPr>
@@ -11876,6 +11967,7 @@
       <w:spacing w:after="0" w:line="240" w:lineRule="auto"/>
     </w:pPr>
     <w:rPr>
+      <w:rFonts w:ascii="PingFang TC" w:hAnsi="PingFang TC" w:eastAsia="PingFang TC"/>
       <w:color w:val="FFFFFF" w:themeColor="background1"/>
     </w:rPr>
     <w:tblPr>
@@ -11990,6 +12082,7 @@
       <w:spacing w:after="0" w:line="240" w:lineRule="auto"/>
     </w:pPr>
     <w:rPr>
+      <w:rFonts w:ascii="PingFang TC" w:hAnsi="PingFang TC" w:eastAsia="PingFang TC"/>
       <w:color w:val="FFFFFF" w:themeColor="background1"/>
     </w:rPr>
     <w:tblPr>
@@ -12104,6 +12197,7 @@
       <w:spacing w:after="0" w:line="240" w:lineRule="auto"/>
     </w:pPr>
     <w:rPr>
+      <w:rFonts w:ascii="PingFang TC" w:hAnsi="PingFang TC" w:eastAsia="PingFang TC"/>
       <w:color w:val="000000" w:themeColor="text1"/>
     </w:rPr>
     <w:tblPr>
@@ -12226,6 +12320,7 @@
       <w:spacing w:after="0" w:line="240" w:lineRule="auto"/>
     </w:pPr>
     <w:rPr>
+      <w:rFonts w:ascii="PingFang TC" w:hAnsi="PingFang TC" w:eastAsia="PingFang TC"/>
       <w:color w:val="000000" w:themeColor="text1"/>
     </w:rPr>
     <w:tblPr>
@@ -12348,6 +12443,7 @@
       <w:spacing w:after="0" w:line="240" w:lineRule="auto"/>
     </w:pPr>
     <w:rPr>
+      <w:rFonts w:ascii="PingFang TC" w:hAnsi="PingFang TC" w:eastAsia="PingFang TC"/>
       <w:color w:val="000000" w:themeColor="text1"/>
     </w:rPr>
     <w:tblPr>
@@ -12470,6 +12566,7 @@
       <w:spacing w:after="0" w:line="240" w:lineRule="auto"/>
     </w:pPr>
     <w:rPr>
+      <w:rFonts w:ascii="PingFang TC" w:hAnsi="PingFang TC" w:eastAsia="PingFang TC"/>
       <w:color w:val="000000" w:themeColor="text1"/>
     </w:rPr>
     <w:tblPr>
@@ -12582,6 +12679,7 @@
       <w:spacing w:after="0" w:line="240" w:lineRule="auto"/>
     </w:pPr>
     <w:rPr>
+      <w:rFonts w:ascii="PingFang TC" w:hAnsi="PingFang TC" w:eastAsia="PingFang TC"/>
       <w:color w:val="000000" w:themeColor="text1"/>
     </w:rPr>
     <w:tblPr>
@@ -12704,6 +12802,7 @@
       <w:spacing w:after="0" w:line="240" w:lineRule="auto"/>
     </w:pPr>
     <w:rPr>
+      <w:rFonts w:ascii="PingFang TC" w:hAnsi="PingFang TC" w:eastAsia="PingFang TC"/>
       <w:color w:val="000000" w:themeColor="text1"/>
     </w:rPr>
     <w:tblPr>
@@ -12826,6 +12925,7 @@
       <w:spacing w:after="0" w:line="240" w:lineRule="auto"/>
     </w:pPr>
     <w:rPr>
+      <w:rFonts w:ascii="PingFang TC" w:hAnsi="PingFang TC" w:eastAsia="PingFang TC"/>
       <w:color w:val="000000" w:themeColor="text1"/>
     </w:rPr>
     <w:tblPr>
@@ -12948,6 +13048,7 @@
       <w:spacing w:after="0" w:line="240" w:lineRule="auto"/>
     </w:pPr>
     <w:rPr>
+      <w:rFonts w:ascii="PingFang TC" w:hAnsi="PingFang TC" w:eastAsia="PingFang TC"/>
       <w:color w:val="000000" w:themeColor="text1"/>
     </w:rPr>
     <w:tblPr>
@@ -13034,6 +13135,7 @@
       <w:spacing w:after="0" w:line="240" w:lineRule="auto"/>
     </w:pPr>
     <w:rPr>
+      <w:rFonts w:ascii="PingFang TC" w:hAnsi="PingFang TC" w:eastAsia="PingFang TC"/>
       <w:color w:val="000000" w:themeColor="text1"/>
     </w:rPr>
     <w:tblPr>
@@ -13120,6 +13222,7 @@
       <w:spacing w:after="0" w:line="240" w:lineRule="auto"/>
     </w:pPr>
     <w:rPr>
+      <w:rFonts w:ascii="PingFang TC" w:hAnsi="PingFang TC" w:eastAsia="PingFang TC"/>
       <w:color w:val="000000" w:themeColor="text1"/>
     </w:rPr>
     <w:tblPr>
@@ -13206,6 +13309,7 @@
       <w:spacing w:after="0" w:line="240" w:lineRule="auto"/>
     </w:pPr>
     <w:rPr>
+      <w:rFonts w:ascii="PingFang TC" w:hAnsi="PingFang TC" w:eastAsia="PingFang TC"/>
       <w:color w:val="000000" w:themeColor="text1"/>
     </w:rPr>
     <w:tblPr>
@@ -13292,6 +13396,7 @@
       <w:spacing w:after="0" w:line="240" w:lineRule="auto"/>
     </w:pPr>
     <w:rPr>
+      <w:rFonts w:ascii="PingFang TC" w:hAnsi="PingFang TC" w:eastAsia="PingFang TC"/>
       <w:color w:val="000000" w:themeColor="text1"/>
     </w:rPr>
     <w:tblPr>
@@ -13378,6 +13483,7 @@
       <w:spacing w:after="0" w:line="240" w:lineRule="auto"/>
     </w:pPr>
     <w:rPr>
+      <w:rFonts w:ascii="PingFang TC" w:hAnsi="PingFang TC" w:eastAsia="PingFang TC"/>
       <w:color w:val="000000" w:themeColor="text1"/>
     </w:rPr>
     <w:tblPr>
@@ -13464,6 +13570,7 @@
       <w:spacing w:after="0" w:line="240" w:lineRule="auto"/>
     </w:pPr>
     <w:rPr>
+      <w:rFonts w:ascii="PingFang TC" w:hAnsi="PingFang TC" w:eastAsia="PingFang TC"/>
       <w:color w:val="000000" w:themeColor="text1"/>
     </w:rPr>
     <w:tblPr>
@@ -13550,6 +13657,7 @@
       <w:spacing w:after="0" w:line="240" w:lineRule="auto"/>
     </w:pPr>
     <w:rPr>
+      <w:rFonts w:ascii="PingFang TC" w:hAnsi="PingFang TC" w:eastAsia="PingFang TC"/>
       <w:color w:val="000000" w:themeColor="text1"/>
     </w:rPr>
     <w:tblPr>
@@ -13630,6 +13738,7 @@
       <w:spacing w:after="0" w:line="240" w:lineRule="auto"/>
     </w:pPr>
     <w:rPr>
+      <w:rFonts w:ascii="PingFang TC" w:hAnsi="PingFang TC" w:eastAsia="PingFang TC"/>
       <w:color w:val="000000" w:themeColor="text1"/>
     </w:rPr>
     <w:tblPr>
@@ -13710,6 +13819,7 @@
       <w:spacing w:after="0" w:line="240" w:lineRule="auto"/>
     </w:pPr>
     <w:rPr>
+      <w:rFonts w:ascii="PingFang TC" w:hAnsi="PingFang TC" w:eastAsia="PingFang TC"/>
       <w:color w:val="000000" w:themeColor="text1"/>
     </w:rPr>
     <w:tblPr>
@@ -13790,6 +13900,7 @@
       <w:spacing w:after="0" w:line="240" w:lineRule="auto"/>
     </w:pPr>
     <w:rPr>
+      <w:rFonts w:ascii="PingFang TC" w:hAnsi="PingFang TC" w:eastAsia="PingFang TC"/>
       <w:color w:val="000000" w:themeColor="text1"/>
     </w:rPr>
     <w:tblPr>
@@ -13870,6 +13981,7 @@
       <w:spacing w:after="0" w:line="240" w:lineRule="auto"/>
     </w:pPr>
     <w:rPr>
+      <w:rFonts w:ascii="PingFang TC" w:hAnsi="PingFang TC" w:eastAsia="PingFang TC"/>
       <w:color w:val="000000" w:themeColor="text1"/>
     </w:rPr>
     <w:tblPr>
@@ -13950,6 +14062,7 @@
       <w:spacing w:after="0" w:line="240" w:lineRule="auto"/>
     </w:pPr>
     <w:rPr>
+      <w:rFonts w:ascii="PingFang TC" w:hAnsi="PingFang TC" w:eastAsia="PingFang TC"/>
       <w:color w:val="000000" w:themeColor="text1"/>
     </w:rPr>
     <w:tblPr>
@@ -14030,6 +14143,7 @@
       <w:spacing w:after="0" w:line="240" w:lineRule="auto"/>
     </w:pPr>
     <w:rPr>
+      <w:rFonts w:ascii="PingFang TC" w:hAnsi="PingFang TC" w:eastAsia="PingFang TC"/>
       <w:color w:val="000000" w:themeColor="text1"/>
     </w:rPr>
     <w:tblPr>
